--- a/klagomål/A 61675-2023 FSC-klagomål.docx
+++ b/klagomål/A 61675-2023 FSC-klagomål.docx
@@ -763,7 +763,7 @@
     <w:r>
       <w:tab/>
       <w:tab/>
-      <w:t>2026-01-14</w:t>
+      <w:t>2026-01-15</w:t>
       <w:br/>
       <w:br/>
     </w:r>

--- a/klagomål/A 61675-2023 FSC-klagomål.docx
+++ b/klagomål/A 61675-2023 FSC-klagomål.docx
@@ -763,7 +763,7 @@
     <w:r>
       <w:tab/>
       <w:tab/>
-      <w:t>2026-01-15</w:t>
+      <w:t>2026-01-16</w:t>
       <w:br/>
       <w:br/>
     </w:r>

--- a/klagomål/A 61675-2023 FSC-klagomål.docx
+++ b/klagomål/A 61675-2023 FSC-klagomål.docx
@@ -763,7 +763,7 @@
     <w:r>
       <w:tab/>
       <w:tab/>
-      <w:t>2026-01-16</w:t>
+      <w:t>2026-01-17</w:t>
       <w:br/>
       <w:br/>
     </w:r>

--- a/klagomål/A 61675-2023 FSC-klagomål.docx
+++ b/klagomål/A 61675-2023 FSC-klagomål.docx
@@ -763,7 +763,7 @@
     <w:r>
       <w:tab/>
       <w:tab/>
-      <w:t>2026-01-17</w:t>
+      <w:t>2026-01-18</w:t>
       <w:br/>
       <w:br/>
     </w:r>

--- a/klagomål/A 61675-2023 FSC-klagomål.docx
+++ b/klagomål/A 61675-2023 FSC-klagomål.docx
@@ -763,7 +763,7 @@
     <w:r>
       <w:tab/>
       <w:tab/>
-      <w:t>2026-01-18</w:t>
+      <w:t>2026-01-19</w:t>
       <w:br/>
       <w:br/>
     </w:r>

--- a/klagomål/A 61675-2023 FSC-klagomål.docx
+++ b/klagomål/A 61675-2023 FSC-klagomål.docx
@@ -763,7 +763,7 @@
     <w:r>
       <w:tab/>
       <w:tab/>
-      <w:t>2026-01-19</w:t>
+      <w:t>2026-01-20</w:t>
       <w:br/>
       <w:br/>
     </w:r>

--- a/klagomål/A 61675-2023 FSC-klagomål.docx
+++ b/klagomål/A 61675-2023 FSC-klagomål.docx
@@ -763,7 +763,7 @@
     <w:r>
       <w:tab/>
       <w:tab/>
-      <w:t>2026-01-20</w:t>
+      <w:t>2026-01-21</w:t>
       <w:br/>
       <w:br/>
     </w:r>

--- a/klagomål/A 61675-2023 FSC-klagomål.docx
+++ b/klagomål/A 61675-2023 FSC-klagomål.docx
@@ -763,7 +763,7 @@
     <w:r>
       <w:tab/>
       <w:tab/>
-      <w:t>2026-01-21</w:t>
+      <w:t>2026-01-23</w:t>
       <w:br/>
       <w:br/>
     </w:r>

--- a/klagomål/A 61675-2023 FSC-klagomål.docx
+++ b/klagomål/A 61675-2023 FSC-klagomål.docx
@@ -763,7 +763,7 @@
     <w:r>
       <w:tab/>
       <w:tab/>
-      <w:t>2026-01-23</w:t>
+      <w:t>2026-01-24</w:t>
       <w:br/>
       <w:br/>
     </w:r>

--- a/klagomål/A 61675-2023 FSC-klagomål.docx
+++ b/klagomål/A 61675-2023 FSC-klagomål.docx
@@ -763,7 +763,7 @@
     <w:r>
       <w:tab/>
       <w:tab/>
-      <w:t>2026-01-24</w:t>
+      <w:t>2026-01-25</w:t>
       <w:br/>
       <w:br/>
     </w:r>

--- a/klagomål/A 61675-2023 FSC-klagomål.docx
+++ b/klagomål/A 61675-2023 FSC-klagomål.docx
@@ -763,7 +763,7 @@
     <w:r>
       <w:tab/>
       <w:tab/>
-      <w:t>2026-01-25</w:t>
+      <w:t>2026-01-26</w:t>
       <w:br/>
       <w:br/>
     </w:r>

--- a/klagomål/A 61675-2023 FSC-klagomål.docx
+++ b/klagomål/A 61675-2023 FSC-klagomål.docx
@@ -763,7 +763,7 @@
     <w:r>
       <w:tab/>
       <w:tab/>
-      <w:t>2026-01-26</w:t>
+      <w:t>2026-01-27</w:t>
       <w:br/>
       <w:br/>
     </w:r>

--- a/klagomål/A 61675-2023 FSC-klagomål.docx
+++ b/klagomål/A 61675-2023 FSC-klagomål.docx
@@ -763,7 +763,7 @@
     <w:r>
       <w:tab/>
       <w:tab/>
-      <w:t>2026-01-27</w:t>
+      <w:t>2026-01-28</w:t>
       <w:br/>
       <w:br/>
     </w:r>

--- a/klagomål/A 61675-2023 FSC-klagomål.docx
+++ b/klagomål/A 61675-2023 FSC-klagomål.docx
@@ -799,7 +799,7 @@
     <w:r>
       <w:tab/>
       <w:tab/>
-      <w:t>2026-03-01</w:t>
+      <w:t>2026-03-02</w:t>
       <w:br/>
       <w:br/>
     </w:r>

--- a/klagomål/A 61675-2023 FSC-klagomål.docx
+++ b/klagomål/A 61675-2023 FSC-klagomål.docx
@@ -799,7 +799,7 @@
     <w:r>
       <w:tab/>
       <w:tab/>
-      <w:t>2026-03-02</w:t>
+      <w:t>2026-03-03</w:t>
       <w:br/>
       <w:br/>
     </w:r>

--- a/klagomål/A 61675-2023 FSC-klagomål.docx
+++ b/klagomål/A 61675-2023 FSC-klagomål.docx
@@ -799,7 +799,7 @@
     <w:r>
       <w:tab/>
       <w:tab/>
-      <w:t>2026-03-03</w:t>
+      <w:t>2026-03-04</w:t>
       <w:br/>
       <w:br/>
     </w:r>

--- a/klagomål/A 61675-2023 FSC-klagomål.docx
+++ b/klagomål/A 61675-2023 FSC-klagomål.docx
@@ -799,7 +799,7 @@
     <w:r>
       <w:tab/>
       <w:tab/>
-      <w:t>2026-03-04</w:t>
+      <w:t>2026-03-05</w:t>
       <w:br/>
       <w:br/>
     </w:r>

--- a/klagomål/A 61675-2023 FSC-klagomål.docx
+++ b/klagomål/A 61675-2023 FSC-klagomål.docx
@@ -799,7 +799,7 @@
     <w:r>
       <w:tab/>
       <w:tab/>
-      <w:t>2026-03-05</w:t>
+      <w:t>2026-03-06</w:t>
       <w:br/>
       <w:br/>
     </w:r>

--- a/klagomål/A 61675-2023 FSC-klagomål.docx
+++ b/klagomål/A 61675-2023 FSC-klagomål.docx
@@ -799,7 +799,7 @@
     <w:r>
       <w:tab/>
       <w:tab/>
-      <w:t>2026-03-06</w:t>
+      <w:t>2026-03-07</w:t>
       <w:br/>
       <w:br/>
     </w:r>

--- a/klagomål/A 61675-2023 FSC-klagomål.docx
+++ b/klagomål/A 61675-2023 FSC-klagomål.docx
@@ -799,7 +799,7 @@
     <w:r>
       <w:tab/>
       <w:tab/>
-      <w:t>2026-03-07</w:t>
+      <w:t>2026-03-08</w:t>
       <w:br/>
       <w:br/>
     </w:r>

--- a/klagomål/A 61675-2023 FSC-klagomål.docx
+++ b/klagomål/A 61675-2023 FSC-klagomål.docx
@@ -799,7 +799,7 @@
     <w:r>
       <w:tab/>
       <w:tab/>
-      <w:t>2026-03-08</w:t>
+      <w:t>2026-03-09</w:t>
       <w:br/>
       <w:br/>
     </w:r>

--- a/klagomål/A 61675-2023 FSC-klagomål.docx
+++ b/klagomål/A 61675-2023 FSC-klagomål.docx
@@ -799,7 +799,7 @@
     <w:r>
       <w:tab/>
       <w:tab/>
-      <w:t>2026-03-09</w:t>
+      <w:t>2026-03-10</w:t>
       <w:br/>
       <w:br/>
     </w:r>

--- a/klagomål/A 61675-2023 FSC-klagomål.docx
+++ b/klagomål/A 61675-2023 FSC-klagomål.docx
@@ -281,7 +281,7 @@
         <w:t>Spillkråka (NT, §4)</w:t>
       </w:r>
       <w:r>
-        <w:t xml:space="preserve"> är rödlistad som nära hotad och ingår i bilaga 1 i EU:s fågeldirektiv. Den minskar i population på grund av minskad tillgång på lämpliga bo- och födoträd och minskad födotillgång. Spillkråkans minskningstakt har uppgått till 19 (24–10) % under de senaste 15 åren. Minskningstakten för den svenska populationen bedöms vara nära gränsvärdet för Sårbar (VU) (A2bc). Skogsbruk med korta omloppstider och täta, homogena ungskogar utgör det största hotet. Spillkråka är typisk art för </w:t>
+        <w:t xml:space="preserve"> är rödlistad som nära hotad och ingår i bilaga 1 i EU:s fågeldirektiv. Den minskar i population på grund av minskad tillgång på lämpliga bo- och födoträd och minskad födotillgång. Spillkråkans minskningstakt har uppgått till 19 (24–10) % under de senaste 15 åren och bedöms vara nära gränsvärdet för Sårbar (VU) (A2bc). Spillkråka är en nyckelart i skogliga miljöer vars övergivna bohål utnyttjas av flera andra hålhäckande fågelarter och fladdermöss. Den behöver grova träd, främst tall, asp och bok som boträd. Skogsbruk med korta omloppstider och täta, homogena ungskogar utgör det största hotet. Spillkråka är typisk art för </w:t>
       </w:r>
       <w:r>
         <w:rPr>
@@ -299,7 +299,7 @@
         <w:t xml:space="preserve"> 9740 Skogsbevuxen myr </w:t>
       </w:r>
       <w:r>
-        <w:t>(SLU Artdatabanken, 2023).</w:t>
+        <w:t>(SLU Artdatabanken, 2025; Skogsstyrelsen 2016).</w:t>
       </w:r>
     </w:p>
     <w:p>
@@ -641,7 +641,7 @@
         <w:t xml:space="preserve"> 9740 Skogsbevuxen myr</w:t>
       </w:r>
       <w:r>
-        <w:t xml:space="preserve"> och ingår i bilaga 1 i EU:s fågeldirektiv. Spillkråka lever i både barr- och blandskog liksom i ren lövskog. De tätaste populationerna tenderar att finnas i äldre, variationsrik blandskog med gott om död ved och gamla träd.</w:t>
+        <w:t xml:space="preserve"> och ingår i bilaga 1 i EU:s fågeldirektiv. Spillkråka lever i både barr- och blandskog liksom i ren lövskog. De tätaste populationerna tenderar att finnas i äldre, variationsrik blandskog med gott om död ved och gamla träd. Spillkråka är en nyckelart i skogliga miljöer vars övergivna bohål utnyttjas av flera andra hålhäckande fågelarter och fladdermöss (SLU Artdatabanken, 2023; Skogsstyrelsen 2016).</w:t>
       </w:r>
     </w:p>
     <w:p>
@@ -659,7 +659,21 @@
     </w:p>
     <w:p>
       <w:r>
-        <w:t xml:space="preserve">SLU Artdatabanken, 2021. </w:t>
+        <w:t xml:space="preserve">Skogsstyrelsen, 2016. </w:t>
+      </w:r>
+      <w:r>
+        <w:rPr>
+          <w:i/>
+        </w:rPr>
+        <w:t xml:space="preserve">Vägledning för hänsyn till spillkråka. </w:t>
+      </w:r>
+      <w:r>
+        <w:t>Vägledningar och kunskapsstöd artskydd – Skogsstyrelsen.</w:t>
+      </w:r>
+    </w:p>
+    <w:p>
+      <w:r>
+        <w:t xml:space="preserve">SLU Artdatabanken, 2023. </w:t>
       </w:r>
       <w:r>
         <w:rPr>
@@ -799,7 +813,7 @@
     <w:r>
       <w:tab/>
       <w:tab/>
-      <w:t>2026-03-10</w:t>
+      <w:t>2026-03-11</w:t>
       <w:br/>
       <w:br/>
     </w:r>

--- a/klagomål/A 61675-2023 FSC-klagomål.docx
+++ b/klagomål/A 61675-2023 FSC-klagomål.docx
@@ -813,7 +813,7 @@
     <w:r>
       <w:tab/>
       <w:tab/>
-      <w:t>2026-03-11</w:t>
+      <w:t>2026-03-12</w:t>
       <w:br/>
       <w:br/>
     </w:r>

--- a/klagomål/A 61675-2023 FSC-klagomål.docx
+++ b/klagomål/A 61675-2023 FSC-klagomål.docx
@@ -813,7 +813,7 @@
     <w:r>
       <w:tab/>
       <w:tab/>
-      <w:t>2026-03-12</w:t>
+      <w:t>2026-03-13</w:t>
       <w:br/>
       <w:br/>
     </w:r>

--- a/klagomål/A 61675-2023 FSC-klagomål.docx
+++ b/klagomål/A 61675-2023 FSC-klagomål.docx
@@ -813,7 +813,7 @@
     <w:r>
       <w:tab/>
       <w:tab/>
-      <w:t>2026-06-15</w:t>
+      <w:t>2026-06-16</w:t>
       <w:br/>
       <w:br/>
     </w:r>

--- a/klagomål/A 61675-2023 FSC-klagomål.docx
+++ b/klagomål/A 61675-2023 FSC-klagomål.docx
@@ -813,7 +813,7 @@
     <w:r>
       <w:tab/>
       <w:tab/>
-      <w:t>2026-06-16</w:t>
+      <w:t>2026-06-17</w:t>
       <w:br/>
       <w:br/>
     </w:r>

--- a/klagomål/A 61675-2023 FSC-klagomål.docx
+++ b/klagomål/A 61675-2023 FSC-klagomål.docx
@@ -1,6 +1,6 @@
 
 <file path=word/document.xml><?xml version="1.0" encoding="utf-8"?>
-<w:document xmlns:wpc="http://schemas.microsoft.com/office/word/2010/wordprocessingCanvas" xmlns:cx="http://schemas.microsoft.com/office/drawing/2014/chartex" xmlns:cx1="http://schemas.microsoft.com/office/drawing/2015/9/8/chartex" xmlns:cx2="http://schemas.microsoft.com/office/drawing/2015/10/21/chartex" xmlns:cx3="http://schemas.microsoft.com/office/drawing/2016/5/9/chartex" xmlns:cx4="http://schemas.microsoft.com/office/drawing/2016/5/10/chartex" xmlns:cx5="http://schemas.microsoft.com/office/drawing/2016/5/11/chartex" xmlns:cx6="http://schemas.microsoft.com/office/drawing/2016/5/12/chartex" xmlns:cx7="http://schemas.microsoft.com/office/drawing/2016/5/13/chartex" xmlns:cx8="http://schemas.microsoft.com/office/drawing/2016/5/14/chartex" xmlns:mc="http://schemas.openxmlformats.org/markup-compatibility/2006" xmlns:aink="http://schemas.microsoft.com/office/drawing/2016/ink" xmlns:am3d="http://schemas.microsoft.com/office/drawing/2017/model3d" xmlns:o="urn:schemas-microsoft-com:office:office" xmlns:oel="http://schemas.microsoft.com/office/2019/extlst" xmlns:r="http://schemas.openxmlformats.org/officeDocument/2006/relationships" xmlns:m="http://schemas.openxmlformats.org/officeDocument/2006/math" xmlns:v="urn:schemas-microsoft-com:vml" xmlns:wp14="http://schemas.microsoft.com/office/word/2010/wordprocessingDrawing" xmlns:wp="http://schemas.openxmlformats.org/drawingml/2006/wordprocessingDrawing" xmlns:w10="urn:schemas-microsoft-com:office:word" xmlns:w="http://schemas.openxmlformats.org/wordprocessingml/2006/main" xmlns:w14="http://schemas.microsoft.com/office/word/2010/wordml" xmlns:w15="http://schemas.microsoft.com/office/word/2012/wordml" xmlns:w16cex="http://schemas.microsoft.com/office/word/2018/wordml/cex" xmlns:w16cid="http://schemas.microsoft.com/office/word/2016/wordml/cid" xmlns:w16="http://schemas.microsoft.com/office/word/2018/wordml" xmlns:w16sdtdh="http://schemas.microsoft.com/office/word/2020/wordml/sdtdatahash" xmlns:w16se="http://schemas.microsoft.com/office/word/2015/wordml/symex" xmlns:wpg="http://schemas.microsoft.com/office/word/2010/wordprocessingGroup" xmlns:wpi="http://schemas.microsoft.com/office/word/2010/wordprocessingInk" xmlns:wne="http://schemas.microsoft.com/office/word/2006/wordml" xmlns:wps="http://schemas.microsoft.com/office/word/2010/wordprocessingShape" mc:Ignorable="w14 w15 w16se w16cid w16 w16cex w16sdtdh wp14">
+<w:document xmlns:wpc="http://schemas.microsoft.com/office/word/2010/wordprocessingCanvas" xmlns:cx="http://schemas.microsoft.com/office/drawing/2014/chartex" xmlns:cx1="http://schemas.microsoft.com/office/drawing/2015/9/8/chartex" xmlns:cx2="http://schemas.microsoft.com/office/drawing/2015/10/21/chartex" xmlns:cx3="http://schemas.microsoft.com/office/drawing/2016/5/9/chartex" xmlns:cx4="http://schemas.microsoft.com/office/drawing/2016/5/10/chartex" xmlns:cx5="http://schemas.microsoft.com/office/drawing/2016/5/11/chartex" xmlns:cx6="http://schemas.microsoft.com/office/drawing/2016/5/12/chartex" xmlns:cx7="http://schemas.microsoft.com/office/drawing/2016/5/13/chartex" xmlns:cx8="http://schemas.microsoft.com/office/drawing/2016/5/14/chartex" xmlns:mc="http://schemas.openxmlformats.org/markup-compatibility/2006" xmlns:aink="http://schemas.microsoft.com/office/drawing/2016/ink" xmlns:am3d="http://schemas.microsoft.com/office/drawing/2017/model3d" xmlns:o="urn:schemas-microsoft-com:office:office" xmlns:oel="http://schemas.microsoft.com/office/2019/extlst" xmlns:r="http://schemas.openxmlformats.org/officeDocument/2006/relationships" xmlns:m="http://schemas.openxmlformats.org/officeDocument/2006/math" xmlns:v="urn:schemas-microsoft-com:vml" xmlns:wp14="http://schemas.microsoft.com/office/word/2010/wordprocessingDrawing" xmlns:wp="http://schemas.openxmlformats.org/drawingml/2006/wordprocessingDrawing" xmlns:w10="urn:schemas-microsoft-com:office:word" xmlns:w="http://schemas.openxmlformats.org/wordprocessingml/2006/main" xmlns:w14="http://schemas.microsoft.com/office/word/2010/wordml" xmlns:w15="http://schemas.microsoft.com/office/word/2012/wordml" xmlns:w16cex="http://schemas.microsoft.com/office/word/2018/wordml/cex" xmlns:w16cid="http://schemas.microsoft.com/office/word/2016/wordml/cid" xmlns:w16="http://schemas.microsoft.com/office/word/2018/wordml" xmlns:w16du="http://schemas.microsoft.com/office/word/2023/wordml/word16du" xmlns:w16sdtdh="http://schemas.microsoft.com/office/word/2020/wordml/sdtdatahash" xmlns:w16sdtfl="http://schemas.microsoft.com/office/word/2024/wordml/sdtformatlock" xmlns:w16se="http://schemas.microsoft.com/office/word/2015/wordml/symex" xmlns:wpg="http://schemas.microsoft.com/office/word/2010/wordprocessingGroup" xmlns:wpi="http://schemas.microsoft.com/office/word/2010/wordprocessingInk" xmlns:wne="http://schemas.microsoft.com/office/word/2006/wordml" xmlns:wps="http://schemas.microsoft.com/office/word/2010/wordprocessingShape" mc:Ignorable="w14 w15 w16se w16cid w16 w16cex w16sdtdh w16sdtfl w16du wp14">
   <w:body>
     <w:p>
       <w:r>
@@ -168,7 +168,7 @@
     </w:p>
     <w:p>
       <w:r>
-        <w:t>Detta dokument behandlar höga naturvärden i avverkningsanmälan A 61675-2023 i Hylte kommun. Denna avverkningsanmälan inkom 2023-12-05 15:00:06 och omfattar 0,7 ha.</w:t>
+        <w:t>Detta dokument behandlar höga naturvärden i avverkningsanmälan A 61675-2023 i Hylte kommun som inkom 2023-12-05 och omfattar 0,7 ha.</w:t>
       </w:r>
     </w:p>
     <w:p>
@@ -191,12 +191,15 @@
     </w:p>
     <w:p>
       <w:r>
-        <w:t>I avverkningsanmälan har följande 1 naturvårdsarter hittats: spillkråka (NT, §4). Av dessa är 1 rödlistade. För rödlistade arter har rödlistekategorin angivits inom parentes. För fridlysta arter anges även paragrafen i Artskyddsförordningen som arten är fridlyst enligt.</w:t>
+        <w:t>I och inom 25 meter från avverkningsanmälan har följande 8 naturvårdsarter hittats: bokvårtlav (NT, T), fällmossa (S, T), guldlockmossa (S, T), havstulpanlav (S, T), klippfrullania (S, T), platt fjädermossa (S, T), trädporella (S, T) och spillkråka (T, §4). Av dessa är 1 rödlistade. För rödlistade arter har rödlistekategorin angivits inom parentes. Arter som är signalarter enligt Skogsstyrelsen har markerats med (S). Typiska arter inom Natura 2000 som är kopplade till skogsekosystem har markerats med (T). För fridlysta arter anges även paragrafen i Artskyddsförordningen som arten är fridlyst enligt.</w:t>
       </w:r>
     </w:p>
     <w:p>
       <w:r>
-        <w:t>De påträffade naturvårdsarterna är ett tydligt kvitto på att detta rör sig om en skog med höga naturvärden. I Figur 1 visas en karta över det avverkningsanmälda området, där samtliga fyndplatser för naturvårdsarter som finns registrerade på Artportalen har markerats.</w:t>
+        <w:t>De påträffade naturvårdsarterna är ett tydligt kvitto på att det rör sig om en skog med höga naturvärden.</w:t>
+      </w:r>
+      <w:r>
+        <w:t xml:space="preserve"> I Figur 1 visas fyndplatser för naturvårdsarter i området, som finns registrerade på Artportalen.</w:t>
       </w:r>
     </w:p>
     <w:p>
@@ -206,7 +209,7 @@
       <w:r>
         <w:drawing>
           <wp:inline xmlns:a="http://schemas.openxmlformats.org/drawingml/2006/main" xmlns:pic="http://schemas.openxmlformats.org/drawingml/2006/picture">
-            <wp:extent cx="5486400" cy="5174416"/>
+            <wp:extent cx="5486400" cy="5000133"/>
             <wp:docPr id="1" name="Picture 1"/>
             <wp:cNvGraphicFramePr>
               <a:graphicFrameLocks noChangeAspect="1"/>
@@ -227,7 +230,7 @@
                   <pic:spPr>
                     <a:xfrm>
                       <a:off x="0" y="0"/>
-                      <a:ext cx="5486400" cy="5174416"/>
+                      <a:ext cx="5486400" cy="5000133"/>
                     </a:xfrm>
                     <a:prstGeom prst="rect"/>
                   </pic:spPr>
@@ -241,9 +244,300 @@
     <w:p>
       <w:pPr>
         <w:pStyle w:val="Caption"/>
+        <w:spacing w:after="240"/>
       </w:pPr>
       <w:r>
-        <w:t>Figur 1. Fyndplatser för naturvårdsarter i det avverkningsanmälda området (röd linje). Markörer utan svart kant är placerade på fyndplatsen. Markörer med svart kant är placerade vid sidan av fyndplatsen och har ett svart streck som visar fyndplatsens exakta position. Kartans mittpunktskoordinat är N 6314105, E 373478 i SWEREF 99 TM.</w:t>
+        <w:t>Figur 1. Fyndplatser för naturvårdsarter i och inom 25 meter från avverkningsanmälan (röd linje). Markörer utan svart kant är placerade på fyndplatsen. Markörer med svart kant är placerade vid sidan av fyndplatsen och har ett svart streck som visar fyndplatsens exakta position. Kartans mittpunktskoordinat är N 6314105, E 373478 i SWEREF 99 TM.</w:t>
+      </w:r>
+    </w:p>
+    <w:p>
+      <w:pPr>
+        <w:pStyle w:val="Heading2"/>
+      </w:pPr>
+      <w:r>
+        <w:t>Fridlysta arter</w:t>
+      </w:r>
+    </w:p>
+    <w:p>
+      <w:r>
+        <w:t>Följande fridlysta arter har sina livsmiljöer och växtplatser i den avverkningsanmälda skogen: spillkråka (T, §4).</w:t>
+      </w:r>
+    </w:p>
+    <w:p>
+      <w:r>
+        <w:t xml:space="preserve">Observera att medlemsländerna är skyldiga att agera i enlighet med EU:s fågeldirektiv där det uttryckligen står att direktivet gäller för fåglar samt för deras ägg, bon och </w:t>
+      </w:r>
+      <w:r>
+        <w:rPr>
+          <w:b/>
+        </w:rPr>
+        <w:t xml:space="preserve">livsmiljöer </w:t>
+      </w:r>
+      <w:r>
+        <w:t>(artikel 1). Vidare att de åtgärder som vidtas inte får leda till en försämring av den nuvarande situationen beträffande bevarandet av de fågelarter som avses i artikel 1 (artikel 13). Fågeldirektivet är styrande för tillsynsansvariga myndigheters ärendehantering, ställningstaganden och beslutsfattande.</w:t>
+      </w:r>
+    </w:p>
+    <w:p>
+      <w:r>
+        <w:rPr>
+          <w:b/>
+        </w:rPr>
+        <w:t>Spillkråka (§4)</w:t>
+      </w:r>
+      <w:r>
+        <w:t xml:space="preserve"> omfattas av bilaga 1 i EU:s fågeldirektiv och är typisk art för </w:t>
+      </w:r>
+      <w:r>
+        <w:rPr>
+          <w:i/>
+        </w:rPr>
+        <w:t xml:space="preserve">9010 Taiga </w:t>
+      </w:r>
+      <w:r>
+        <w:t>och</w:t>
+      </w:r>
+      <w:r>
+        <w:rPr>
+          <w:i/>
+        </w:rPr>
+        <w:t xml:space="preserve"> 9740 Skogsbevuxen myr</w:t>
+      </w:r>
+      <w:r>
+        <w:t>. Den behöver grova träd, främst tall, asp och bok som boträd. Skogsbruk med korta omloppstider och täta, homogena ungskogar utgör det största hotet. Spillkråka är en nyckelart i skogliga miljöer vars övergivna bohål utnyttjas av flera andra hålhäckande fågelarter och fladdermöss, däribland pärluggla (EN, §4), knipa (§4), salskrake (§4) och skogsduva (§4). Hökuggla (VU, §4) och slaguggla (§4) häckar ofta i högstubbar som brutits av i höjd med ett gammalt spillkråkebo (SLU Artdatabanken, 2026; Skogsstyrelsen, 2016).</w:t>
+      </w:r>
+    </w:p>
+    <w:p>
+      <w:r>
+        <w:t>I BILAGA 1 finns mer detaljerad information om ekologi samt krav på livsmiljö hos fridlysta arter.</w:t>
+      </w:r>
+    </w:p>
+    <w:p>
+      <w:pPr>
+        <w:pStyle w:val="Heading2"/>
+      </w:pPr>
+      <w:r>
+        <w:t>Övriga naturvårdsarter</w:t>
+      </w:r>
+    </w:p>
+    <w:p>
+      <w:r>
+        <w:rPr>
+          <w:b/>
+        </w:rPr>
+        <w:t>Bokvårtlav (NT)</w:t>
+      </w:r>
+      <w:r>
+        <w:t xml:space="preserve"> växer på barken av gamla bokar samt avenbok och är en bra signalart för skogsbestånd med höga naturvärden. Gamla bokskogar där laven förekommer i särskilt rikliga bestånd bör bevaras. Bokvårtlav är typisk art för </w:t>
+      </w:r>
+      <w:r>
+        <w:rPr>
+          <w:i/>
+        </w:rPr>
+        <w:t>9110 Näringsfattig bokskog, 9130 Näringsrik bokskog</w:t>
+      </w:r>
+      <w:r>
+        <w:t xml:space="preserve"> och </w:t>
+      </w:r>
+      <w:r>
+        <w:rPr>
+          <w:i/>
+        </w:rPr>
+        <w:t>9160 Näringsrik ekskog</w:t>
+      </w:r>
+      <w:r>
+        <w:t xml:space="preserve"> (SLU Artdatabanken, 2024; Nitare &amp; Skogsstyrelsen, 2019).</w:t>
+      </w:r>
+    </w:p>
+    <w:p>
+      <w:r>
+        <w:rPr>
+          <w:b/>
+        </w:rPr>
+        <w:t>Fällmossa</w:t>
+      </w:r>
+      <w:r>
+        <w:t xml:space="preserve"> indikerar i stort sett alltid områden med höga naturvärden, skog med lång kontinuitet, gamla träd, hög luftfuktighet och stabila förhållanden. Sporkapslar finnar man enbart på extra skyddsvärda lokaler. Fällmossa är typisk art för </w:t>
+      </w:r>
+      <w:r>
+        <w:rPr>
+          <w:i/>
+        </w:rPr>
+        <w:t xml:space="preserve">9020 Nordlig ädellövskog, 9110 Näringsfattig bokskog, 9130 Näringsrik bokskog, 9160 Näringsrik ekskog, 9180 Ädellövskog i branter </w:t>
+      </w:r>
+      <w:r>
+        <w:t>och</w:t>
+      </w:r>
+      <w:r>
+        <w:rPr>
+          <w:i/>
+        </w:rPr>
+        <w:t xml:space="preserve"> 9190 Näringsfattig ekskog</w:t>
+      </w:r>
+      <w:r>
+        <w:t xml:space="preserve"> (SLU Artdatabanken, 2024; Nitare &amp; Skogsstyrelsen, 2019).</w:t>
+      </w:r>
+    </w:p>
+    <w:p>
+      <w:r>
+        <w:rPr>
+          <w:b/>
+        </w:rPr>
+        <w:t>Guldlockmossa</w:t>
+      </w:r>
+      <w:r>
+        <w:t xml:space="preserve"> växer på solexponerade, basiska klippor och block samt på skrovlig bark vid basen av ädellövträd med rik bark, ofta på gamla ekar, bokar och andra ädellövträd som står öppet i bryn. Särskilt högt signalvärde har den i norra Sverige där den sällsynt kan påträffas i sydväxtberg på klippor med basiska bergarter. Guldlockmossa är typisk art för </w:t>
+      </w:r>
+      <w:r>
+        <w:rPr>
+          <w:i/>
+        </w:rPr>
+        <w:t xml:space="preserve">9110 Näringsfattig bokskog, 9160 Näringsrik ekskog, 9180 Ädellövskog i branter </w:t>
+      </w:r>
+      <w:r>
+        <w:t xml:space="preserve">och </w:t>
+      </w:r>
+      <w:r>
+        <w:rPr>
+          <w:i/>
+        </w:rPr>
+        <w:t xml:space="preserve">9190 Näringsfattig ekskog </w:t>
+      </w:r>
+      <w:r>
+        <w:t>(Nitare &amp; Skogsstyrelsen, 2019; SLU Artdatabanken, 2025).</w:t>
+      </w:r>
+    </w:p>
+    <w:p>
+      <w:r>
+        <w:rPr>
+          <w:b/>
+        </w:rPr>
+        <w:t>Havstulpanlav</w:t>
+      </w:r>
+      <w:r>
+        <w:t xml:space="preserve"> är en mycket bra signalart som överallt indikerar skogsbestånd med höga naturvärden. Den växer främst på barken av lövträd i gamla, skuggiga och fuktiga skogsmiljöer, men förekommer relativt ofta även på äldre gran i sumpskog. Havstulpanlav är typisk art för </w:t>
+      </w:r>
+      <w:r>
+        <w:rPr>
+          <w:i/>
+        </w:rPr>
+        <w:t xml:space="preserve">9020 Nordlig ädellövskog, 9070 Trädklädd betesmark, 9110 Näringsfattig bokskog, 9130 Näringsrik bokskog, 9160 Näringsrik ekskog, 9180 Ädellövskog i branter </w:t>
+      </w:r>
+      <w:r>
+        <w:t>och</w:t>
+      </w:r>
+      <w:r>
+        <w:rPr>
+          <w:i/>
+        </w:rPr>
+        <w:t xml:space="preserve"> 9190 Näringsfattig ekskog </w:t>
+      </w:r>
+      <w:r>
+        <w:t>(Nitare &amp; Skogsstyrelsen, 2019; SLU Artdatabanken, 2025).</w:t>
+      </w:r>
+    </w:p>
+    <w:p>
+      <w:r>
+        <w:rPr>
+          <w:b/>
+        </w:rPr>
+        <w:t>Klippfrullania</w:t>
+      </w:r>
+      <w:r>
+        <w:t xml:space="preserve"> är i centrala, östra och norra Sverige en bra signalart. Den påträffas där i skyddsvärda skogsmiljöer med lång kontinuitet av gamla träd i halvöppen terräng, samt trädklädda bergbranter med ett mikroklimat som har konstant hög och jämn luftfuktighet året om. Klippfrullania är typisk art för </w:t>
+      </w:r>
+      <w:r>
+        <w:rPr>
+          <w:i/>
+        </w:rPr>
+        <w:t xml:space="preserve">9020 Nordlig ädellövskog, 9110 Näringsfattig bokskog, 9130 Näringsrik bokskog, 9160 Näringsrik ekskog, 9180 Ädellövskog i branter </w:t>
+      </w:r>
+      <w:r>
+        <w:t xml:space="preserve">och </w:t>
+      </w:r>
+      <w:r>
+        <w:rPr>
+          <w:i/>
+        </w:rPr>
+        <w:t xml:space="preserve">9190 Näringsfattig ekskog </w:t>
+      </w:r>
+      <w:r>
+        <w:t>(Nitare &amp; Skogsstyrelsen, 2019; SLU Artdatabanken, 2025).</w:t>
+      </w:r>
+    </w:p>
+    <w:p>
+      <w:r>
+        <w:rPr>
+          <w:b/>
+        </w:rPr>
+        <w:t xml:space="preserve">Platt fjädermossa </w:t>
+      </w:r>
+      <w:r>
+        <w:t>växer på såväl trädstammar (särskilt bok och andra ädla lövträd) som klippor (helst basiska bergarter). Norrut förekommer den endast på basiska klippor. Rika förekomster och fynd med sporkapslar indikerar höga naturvärden och en artrik mossbiotop.</w:t>
+      </w:r>
+      <w:r>
+        <w:rPr>
+          <w:b/>
+        </w:rPr>
+        <w:t xml:space="preserve"> </w:t>
+      </w:r>
+      <w:r>
+        <w:t xml:space="preserve">Platt fjädermossa är typisk art för </w:t>
+      </w:r>
+      <w:r>
+        <w:rPr>
+          <w:i/>
+        </w:rPr>
+        <w:t>9010 Taiga,</w:t>
+      </w:r>
+      <w:r>
+        <w:t xml:space="preserve"> </w:t>
+      </w:r>
+      <w:r>
+        <w:rPr>
+          <w:i/>
+        </w:rPr>
+        <w:t>9020 Nordlig ädellövskog, 9110 Näringsfattig bokskog, 9130 Näringsrik bokskog, 9160 Näringsrik ekskog, 9180 Ädellövskog i branter</w:t>
+      </w:r>
+      <w:r>
+        <w:t xml:space="preserve"> och</w:t>
+      </w:r>
+      <w:r>
+        <w:rPr>
+          <w:i/>
+        </w:rPr>
+        <w:t xml:space="preserve"> 9190 Näringsfattig ekskog </w:t>
+      </w:r>
+      <w:r>
+        <w:t>(Nitare &amp; Skogsstyrelsen, 2019; SLU Artdatabanken, 2025).</w:t>
+      </w:r>
+    </w:p>
+    <w:p>
+      <w:r>
+        <w:rPr>
+          <w:b/>
+        </w:rPr>
+        <w:t xml:space="preserve">Trädporella </w:t>
+      </w:r>
+      <w:r>
+        <w:t xml:space="preserve">är i stora delar av landet en utmärkt signal på skog med höga naturvärden och ofta påträffas många ovanliga och rödlistade arter på dess lokaler. Den växer huvudsakligen på grova ädellövträd i skuggiga och fuktiga miljöer, främst i slutna ädellövskogar och bergbranter med inslag av kalk- eller grönsten. Trädporella är typisk art för </w:t>
+      </w:r>
+      <w:r>
+        <w:rPr>
+          <w:i/>
+        </w:rPr>
+        <w:t xml:space="preserve">9020 Nordlig ädellövskog, 9110 Näringsfattig bokskog, 9130 Näringsrik bokskog, 9160 Näringsrik ekskog, 9180 Ädellövskog i branter </w:t>
+      </w:r>
+      <w:r>
+        <w:t xml:space="preserve">och </w:t>
+      </w:r>
+      <w:r>
+        <w:rPr>
+          <w:i/>
+        </w:rPr>
+        <w:t xml:space="preserve">9190 Näringsfattig ekskog </w:t>
+      </w:r>
+      <w:r>
+        <w:t>(Nitare &amp; Skogsstyrelsen, 2019; SLU Artdatabanken, 2025).</w:t>
       </w:r>
     </w:p>
     <w:p>
@@ -251,67 +545,6 @@
         <w:pStyle w:val="Heading1"/>
       </w:pPr>
       <w:r>
-        <w:t>Fridlysta arter</w:t>
-      </w:r>
-    </w:p>
-    <w:p>
-      <w:r>
-        <w:t>Följande fridlysta arter har sina livsmiljöer och växtplatser i den avverkningsanmälda skogen: spillkråka (NT, §4).</w:t>
-      </w:r>
-    </w:p>
-    <w:p>
-      <w:r>
-        <w:t xml:space="preserve">Observera att medlemsländerna är skyldiga att agera i enlighet med EU:s fågeldirektiv där det uttryckligen står att direktivet gäller för fåglar samt för deras ägg, bon och </w:t>
-      </w:r>
-      <w:r>
-        <w:rPr>
-          <w:b/>
-        </w:rPr>
-        <w:t xml:space="preserve">livsmiljöer </w:t>
-      </w:r>
-      <w:r>
-        <w:t>(artikel 1). Vidare att de åtgärder som vidtas inte får leda till en försämring av den nuvarande situationen beträffande bevarandet av de fågelarter som avses i artikel 1 (artikel 13). Fågeldirektivet är styrande för tillsynsansvariga myndigheters ärendehantering, ställningstaganden och beslutsfattande.</w:t>
-      </w:r>
-    </w:p>
-    <w:p>
-      <w:r>
-        <w:rPr>
-          <w:b/>
-        </w:rPr>
-        <w:t>Spillkråka (§4)</w:t>
-      </w:r>
-      <w:r>
-        <w:t xml:space="preserve"> omfattas av bilaga 1 i EU:s fågeldirektiv och är typisk art för </w:t>
-      </w:r>
-      <w:r>
-        <w:rPr>
-          <w:i/>
-        </w:rPr>
-        <w:t xml:space="preserve">9010 Taiga </w:t>
-      </w:r>
-      <w:r>
-        <w:t>och</w:t>
-      </w:r>
-      <w:r>
-        <w:rPr>
-          <w:i/>
-        </w:rPr>
-        <w:t xml:space="preserve"> 9740 Skogsbevuxen myr</w:t>
-      </w:r>
-      <w:r>
-        <w:t>. Den behöver grova träd, främst tall, asp och bok som boträd. Skogsbruk med korta omloppstider och täta, homogena ungskogar utgör det största hotet. Spillkråka är en nyckelart i skogliga miljöer vars övergivna bohål utnyttjas av flera andra hålhäckande fågelarter och fladdermöss, däribland pärluggla (EN, §4), knipa (§4), salskrake (§4) och skogsduva (§4). Hökuggla (VU, §4) och slaguggla (§4) häckar ofta i högstubbar som brutits av i höjd med ett gammalt spillkråkebo (SLU Artdatabanken, 2026; Skogsstyrelsen, 2016).</w:t>
-      </w:r>
-    </w:p>
-    <w:p>
-      <w:r>
-        <w:t>I BILAGA 1 finns mer detaljerad information om ekologi samt krav på livsmiljö hos fridlysta arter.</w:t>
-      </w:r>
-    </w:p>
-    <w:p>
-      <w:pPr>
-        <w:pStyle w:val="Heading1"/>
-      </w:pPr>
-      <w:r>
         <w:t>Certifiering</w:t>
       </w:r>
     </w:p>
@@ -413,7 +646,7 @@
         <w:rPr>
           <w:i/>
         </w:rPr>
-        <w:t>I det avverkningsanmälda skogsområdet har 1 naturvårdsarter varav 1 rödlistade arter sina livsmiljöer och växtplatser.</w:t>
+        <w:t>I det avverkningsanmälda skogsområdet har 8 naturvårdsarter varav 1 rödlistade arter sina livsmiljöer och växtplatser.</w:t>
       </w:r>
     </w:p>
     <w:p>
@@ -703,7 +936,7 @@
 </file>
 
 <file path=word/endnotes.xml><?xml version="1.0" encoding="utf-8"?>
-<w:endnotes xmlns:wpc="http://schemas.microsoft.com/office/word/2010/wordprocessingCanvas" xmlns:cx="http://schemas.microsoft.com/office/drawing/2014/chartex" xmlns:cx1="http://schemas.microsoft.com/office/drawing/2015/9/8/chartex" xmlns:cx2="http://schemas.microsoft.com/office/drawing/2015/10/21/chartex" xmlns:cx3="http://schemas.microsoft.com/office/drawing/2016/5/9/chartex" xmlns:cx4="http://schemas.microsoft.com/office/drawing/2016/5/10/chartex" xmlns:cx5="http://schemas.microsoft.com/office/drawing/2016/5/11/chartex" xmlns:cx6="http://schemas.microsoft.com/office/drawing/2016/5/12/chartex" xmlns:cx7="http://schemas.microsoft.com/office/drawing/2016/5/13/chartex" xmlns:cx8="http://schemas.microsoft.com/office/drawing/2016/5/14/chartex" xmlns:mc="http://schemas.openxmlformats.org/markup-compatibility/2006" xmlns:aink="http://schemas.microsoft.com/office/drawing/2016/ink" xmlns:am3d="http://schemas.microsoft.com/office/drawing/2017/model3d" xmlns:o="urn:schemas-microsoft-com:office:office" xmlns:oel="http://schemas.microsoft.com/office/2019/extlst" xmlns:r="http://schemas.openxmlformats.org/officeDocument/2006/relationships" xmlns:m="http://schemas.openxmlformats.org/officeDocument/2006/math" xmlns:v="urn:schemas-microsoft-com:vml" xmlns:wp14="http://schemas.microsoft.com/office/word/2010/wordprocessingDrawing" xmlns:wp="http://schemas.openxmlformats.org/drawingml/2006/wordprocessingDrawing" xmlns:w10="urn:schemas-microsoft-com:office:word" xmlns:w="http://schemas.openxmlformats.org/wordprocessingml/2006/main" xmlns:w14="http://schemas.microsoft.com/office/word/2010/wordml" xmlns:w15="http://schemas.microsoft.com/office/word/2012/wordml" xmlns:w16cex="http://schemas.microsoft.com/office/word/2018/wordml/cex" xmlns:w16cid="http://schemas.microsoft.com/office/word/2016/wordml/cid" xmlns:w16="http://schemas.microsoft.com/office/word/2018/wordml" xmlns:w16sdtdh="http://schemas.microsoft.com/office/word/2020/wordml/sdtdatahash" xmlns:w16se="http://schemas.microsoft.com/office/word/2015/wordml/symex" xmlns:wpg="http://schemas.microsoft.com/office/word/2010/wordprocessingGroup" xmlns:wpi="http://schemas.microsoft.com/office/word/2010/wordprocessingInk" xmlns:wne="http://schemas.microsoft.com/office/word/2006/wordml" xmlns:wps="http://schemas.microsoft.com/office/word/2010/wordprocessingShape" mc:Ignorable="w14 w15 w16se w16cid w16 w16cex w16sdtdh wp14">
+<w:endnotes xmlns:wpc="http://schemas.microsoft.com/office/word/2010/wordprocessingCanvas" xmlns:cx="http://schemas.microsoft.com/office/drawing/2014/chartex" xmlns:cx1="http://schemas.microsoft.com/office/drawing/2015/9/8/chartex" xmlns:cx2="http://schemas.microsoft.com/office/drawing/2015/10/21/chartex" xmlns:cx3="http://schemas.microsoft.com/office/drawing/2016/5/9/chartex" xmlns:cx4="http://schemas.microsoft.com/office/drawing/2016/5/10/chartex" xmlns:cx5="http://schemas.microsoft.com/office/drawing/2016/5/11/chartex" xmlns:cx6="http://schemas.microsoft.com/office/drawing/2016/5/12/chartex" xmlns:cx7="http://schemas.microsoft.com/office/drawing/2016/5/13/chartex" xmlns:cx8="http://schemas.microsoft.com/office/drawing/2016/5/14/chartex" xmlns:mc="http://schemas.openxmlformats.org/markup-compatibility/2006" xmlns:aink="http://schemas.microsoft.com/office/drawing/2016/ink" xmlns:am3d="http://schemas.microsoft.com/office/drawing/2017/model3d" xmlns:o="urn:schemas-microsoft-com:office:office" xmlns:oel="http://schemas.microsoft.com/office/2019/extlst" xmlns:r="http://schemas.openxmlformats.org/officeDocument/2006/relationships" xmlns:m="http://schemas.openxmlformats.org/officeDocument/2006/math" xmlns:v="urn:schemas-microsoft-com:vml" xmlns:wp14="http://schemas.microsoft.com/office/word/2010/wordprocessingDrawing" xmlns:wp="http://schemas.openxmlformats.org/drawingml/2006/wordprocessingDrawing" xmlns:w10="urn:schemas-microsoft-com:office:word" xmlns:w="http://schemas.openxmlformats.org/wordprocessingml/2006/main" xmlns:w14="http://schemas.microsoft.com/office/word/2010/wordml" xmlns:w15="http://schemas.microsoft.com/office/word/2012/wordml" xmlns:w16cex="http://schemas.microsoft.com/office/word/2018/wordml/cex" xmlns:w16cid="http://schemas.microsoft.com/office/word/2016/wordml/cid" xmlns:w16="http://schemas.microsoft.com/office/word/2018/wordml" xmlns:w16du="http://schemas.microsoft.com/office/word/2023/wordml/word16du" xmlns:w16sdtdh="http://schemas.microsoft.com/office/word/2020/wordml/sdtdatahash" xmlns:w16sdtfl="http://schemas.microsoft.com/office/word/2024/wordml/sdtformatlock" xmlns:w16se="http://schemas.microsoft.com/office/word/2015/wordml/symex" xmlns:wpg="http://schemas.microsoft.com/office/word/2010/wordprocessingGroup" xmlns:wpi="http://schemas.microsoft.com/office/word/2010/wordprocessingInk" xmlns:wne="http://schemas.microsoft.com/office/word/2006/wordml" xmlns:wps="http://schemas.microsoft.com/office/word/2010/wordprocessingShape" mc:Ignorable="w14 w15 w16se w16cid w16 w16cex w16sdtdh w16sdtfl w16du wp14">
   <w:endnote w:type="separator" w:id="-1">
     <w:p>
       <w:pPr>
@@ -728,7 +961,7 @@
 </file>
 
 <file path=word/footer1.xml><?xml version="1.0" encoding="utf-8"?>
-<w:ftr xmlns:wpc="http://schemas.microsoft.com/office/word/2010/wordprocessingCanvas" xmlns:cx="http://schemas.microsoft.com/office/drawing/2014/chartex" xmlns:cx1="http://schemas.microsoft.com/office/drawing/2015/9/8/chartex" xmlns:cx2="http://schemas.microsoft.com/office/drawing/2015/10/21/chartex" xmlns:cx3="http://schemas.microsoft.com/office/drawing/2016/5/9/chartex" xmlns:cx4="http://schemas.microsoft.com/office/drawing/2016/5/10/chartex" xmlns:cx5="http://schemas.microsoft.com/office/drawing/2016/5/11/chartex" xmlns:cx6="http://schemas.microsoft.com/office/drawing/2016/5/12/chartex" xmlns:cx7="http://schemas.microsoft.com/office/drawing/2016/5/13/chartex" xmlns:cx8="http://schemas.microsoft.com/office/drawing/2016/5/14/chartex" xmlns:mc="http://schemas.openxmlformats.org/markup-compatibility/2006" xmlns:aink="http://schemas.microsoft.com/office/drawing/2016/ink" xmlns:am3d="http://schemas.microsoft.com/office/drawing/2017/model3d" xmlns:o="urn:schemas-microsoft-com:office:office" xmlns:oel="http://schemas.microsoft.com/office/2019/extlst" xmlns:r="http://schemas.openxmlformats.org/officeDocument/2006/relationships" xmlns:m="http://schemas.openxmlformats.org/officeDocument/2006/math" xmlns:v="urn:schemas-microsoft-com:vml" xmlns:wp14="http://schemas.microsoft.com/office/word/2010/wordprocessingDrawing" xmlns:wp="http://schemas.openxmlformats.org/drawingml/2006/wordprocessingDrawing" xmlns:w10="urn:schemas-microsoft-com:office:word" xmlns:w="http://schemas.openxmlformats.org/wordprocessingml/2006/main" xmlns:w14="http://schemas.microsoft.com/office/word/2010/wordml" xmlns:w15="http://schemas.microsoft.com/office/word/2012/wordml" xmlns:w16cex="http://schemas.microsoft.com/office/word/2018/wordml/cex" xmlns:w16cid="http://schemas.microsoft.com/office/word/2016/wordml/cid" xmlns:w16="http://schemas.microsoft.com/office/word/2018/wordml" xmlns:w16sdtdh="http://schemas.microsoft.com/office/word/2020/wordml/sdtdatahash" xmlns:w16se="http://schemas.microsoft.com/office/word/2015/wordml/symex" xmlns:wpg="http://schemas.microsoft.com/office/word/2010/wordprocessingGroup" xmlns:wpi="http://schemas.microsoft.com/office/word/2010/wordprocessingInk" xmlns:wne="http://schemas.microsoft.com/office/word/2006/wordml" xmlns:wps="http://schemas.microsoft.com/office/word/2010/wordprocessingShape" mc:Ignorable="w14 w15 w16se w16cid w16 w16cex w16sdtdh wp14">
+<w:ftr xmlns:wpc="http://schemas.microsoft.com/office/word/2010/wordprocessingCanvas" xmlns:cx="http://schemas.microsoft.com/office/drawing/2014/chartex" xmlns:cx1="http://schemas.microsoft.com/office/drawing/2015/9/8/chartex" xmlns:cx2="http://schemas.microsoft.com/office/drawing/2015/10/21/chartex" xmlns:cx3="http://schemas.microsoft.com/office/drawing/2016/5/9/chartex" xmlns:cx4="http://schemas.microsoft.com/office/drawing/2016/5/10/chartex" xmlns:cx5="http://schemas.microsoft.com/office/drawing/2016/5/11/chartex" xmlns:cx6="http://schemas.microsoft.com/office/drawing/2016/5/12/chartex" xmlns:cx7="http://schemas.microsoft.com/office/drawing/2016/5/13/chartex" xmlns:cx8="http://schemas.microsoft.com/office/drawing/2016/5/14/chartex" xmlns:mc="http://schemas.openxmlformats.org/markup-compatibility/2006" xmlns:aink="http://schemas.microsoft.com/office/drawing/2016/ink" xmlns:am3d="http://schemas.microsoft.com/office/drawing/2017/model3d" xmlns:o="urn:schemas-microsoft-com:office:office" xmlns:oel="http://schemas.microsoft.com/office/2019/extlst" xmlns:r="http://schemas.openxmlformats.org/officeDocument/2006/relationships" xmlns:m="http://schemas.openxmlformats.org/officeDocument/2006/math" xmlns:v="urn:schemas-microsoft-com:vml" xmlns:wp14="http://schemas.microsoft.com/office/word/2010/wordprocessingDrawing" xmlns:wp="http://schemas.openxmlformats.org/drawingml/2006/wordprocessingDrawing" xmlns:w10="urn:schemas-microsoft-com:office:word" xmlns:w="http://schemas.openxmlformats.org/wordprocessingml/2006/main" xmlns:w14="http://schemas.microsoft.com/office/word/2010/wordml" xmlns:w15="http://schemas.microsoft.com/office/word/2012/wordml" xmlns:w16cex="http://schemas.microsoft.com/office/word/2018/wordml/cex" xmlns:w16cid="http://schemas.microsoft.com/office/word/2016/wordml/cid" xmlns:w16="http://schemas.microsoft.com/office/word/2018/wordml" xmlns:w16du="http://schemas.microsoft.com/office/word/2023/wordml/word16du" xmlns:w16sdtdh="http://schemas.microsoft.com/office/word/2020/wordml/sdtdatahash" xmlns:w16sdtfl="http://schemas.microsoft.com/office/word/2024/wordml/sdtformatlock" xmlns:w16se="http://schemas.microsoft.com/office/word/2015/wordml/symex" xmlns:wpg="http://schemas.microsoft.com/office/word/2010/wordprocessingGroup" xmlns:wpi="http://schemas.microsoft.com/office/word/2010/wordprocessingInk" xmlns:wne="http://schemas.microsoft.com/office/word/2006/wordml" xmlns:wps="http://schemas.microsoft.com/office/word/2010/wordprocessingShape" mc:Ignorable="w14 w15 w16se w16cid w16 w16cex w16sdtdh w16sdtfl w16du wp14">
   <w:p>
     <w:pPr>
       <w:pStyle w:val="Footer"/>
@@ -738,7 +971,7 @@
 </file>
 
 <file path=word/footer2.xml><?xml version="1.0" encoding="utf-8"?>
-<w:ftr xmlns:wpc="http://schemas.microsoft.com/office/word/2010/wordprocessingCanvas" xmlns:cx="http://schemas.microsoft.com/office/drawing/2014/chartex" xmlns:cx1="http://schemas.microsoft.com/office/drawing/2015/9/8/chartex" xmlns:cx2="http://schemas.microsoft.com/office/drawing/2015/10/21/chartex" xmlns:cx3="http://schemas.microsoft.com/office/drawing/2016/5/9/chartex" xmlns:cx4="http://schemas.microsoft.com/office/drawing/2016/5/10/chartex" xmlns:cx5="http://schemas.microsoft.com/office/drawing/2016/5/11/chartex" xmlns:cx6="http://schemas.microsoft.com/office/drawing/2016/5/12/chartex" xmlns:cx7="http://schemas.microsoft.com/office/drawing/2016/5/13/chartex" xmlns:cx8="http://schemas.microsoft.com/office/drawing/2016/5/14/chartex" xmlns:mc="http://schemas.openxmlformats.org/markup-compatibility/2006" xmlns:aink="http://schemas.microsoft.com/office/drawing/2016/ink" xmlns:am3d="http://schemas.microsoft.com/office/drawing/2017/model3d" xmlns:o="urn:schemas-microsoft-com:office:office" xmlns:oel="http://schemas.microsoft.com/office/2019/extlst" xmlns:r="http://schemas.openxmlformats.org/officeDocument/2006/relationships" xmlns:m="http://schemas.openxmlformats.org/officeDocument/2006/math" xmlns:v="urn:schemas-microsoft-com:vml" xmlns:wp14="http://schemas.microsoft.com/office/word/2010/wordprocessingDrawing" xmlns:wp="http://schemas.openxmlformats.org/drawingml/2006/wordprocessingDrawing" xmlns:w10="urn:schemas-microsoft-com:office:word" xmlns:w="http://schemas.openxmlformats.org/wordprocessingml/2006/main" xmlns:w14="http://schemas.microsoft.com/office/word/2010/wordml" xmlns:w15="http://schemas.microsoft.com/office/word/2012/wordml" xmlns:w16cex="http://schemas.microsoft.com/office/word/2018/wordml/cex" xmlns:w16cid="http://schemas.microsoft.com/office/word/2016/wordml/cid" xmlns:w16="http://schemas.microsoft.com/office/word/2018/wordml" xmlns:w16sdtdh="http://schemas.microsoft.com/office/word/2020/wordml/sdtdatahash" xmlns:w16se="http://schemas.microsoft.com/office/word/2015/wordml/symex" xmlns:wpg="http://schemas.microsoft.com/office/word/2010/wordprocessingGroup" xmlns:wpi="http://schemas.microsoft.com/office/word/2010/wordprocessingInk" xmlns:wne="http://schemas.microsoft.com/office/word/2006/wordml" xmlns:wps="http://schemas.microsoft.com/office/word/2010/wordprocessingShape" mc:Ignorable="w14 w15 w16se w16cid w16 w16cex w16sdtdh wp14">
+<w:ftr xmlns:wpc="http://schemas.microsoft.com/office/word/2010/wordprocessingCanvas" xmlns:cx="http://schemas.microsoft.com/office/drawing/2014/chartex" xmlns:cx1="http://schemas.microsoft.com/office/drawing/2015/9/8/chartex" xmlns:cx2="http://schemas.microsoft.com/office/drawing/2015/10/21/chartex" xmlns:cx3="http://schemas.microsoft.com/office/drawing/2016/5/9/chartex" xmlns:cx4="http://schemas.microsoft.com/office/drawing/2016/5/10/chartex" xmlns:cx5="http://schemas.microsoft.com/office/drawing/2016/5/11/chartex" xmlns:cx6="http://schemas.microsoft.com/office/drawing/2016/5/12/chartex" xmlns:cx7="http://schemas.microsoft.com/office/drawing/2016/5/13/chartex" xmlns:cx8="http://schemas.microsoft.com/office/drawing/2016/5/14/chartex" xmlns:mc="http://schemas.openxmlformats.org/markup-compatibility/2006" xmlns:aink="http://schemas.microsoft.com/office/drawing/2016/ink" xmlns:am3d="http://schemas.microsoft.com/office/drawing/2017/model3d" xmlns:o="urn:schemas-microsoft-com:office:office" xmlns:oel="http://schemas.microsoft.com/office/2019/extlst" xmlns:r="http://schemas.openxmlformats.org/officeDocument/2006/relationships" xmlns:m="http://schemas.openxmlformats.org/officeDocument/2006/math" xmlns:v="urn:schemas-microsoft-com:vml" xmlns:wp14="http://schemas.microsoft.com/office/word/2010/wordprocessingDrawing" xmlns:wp="http://schemas.openxmlformats.org/drawingml/2006/wordprocessingDrawing" xmlns:w10="urn:schemas-microsoft-com:office:word" xmlns:w="http://schemas.openxmlformats.org/wordprocessingml/2006/main" xmlns:w14="http://schemas.microsoft.com/office/word/2010/wordml" xmlns:w15="http://schemas.microsoft.com/office/word/2012/wordml" xmlns:w16cex="http://schemas.microsoft.com/office/word/2018/wordml/cex" xmlns:w16cid="http://schemas.microsoft.com/office/word/2016/wordml/cid" xmlns:w16="http://schemas.microsoft.com/office/word/2018/wordml" xmlns:w16du="http://schemas.microsoft.com/office/word/2023/wordml/word16du" xmlns:w16sdtdh="http://schemas.microsoft.com/office/word/2020/wordml/sdtdatahash" xmlns:w16sdtfl="http://schemas.microsoft.com/office/word/2024/wordml/sdtformatlock" xmlns:w16se="http://schemas.microsoft.com/office/word/2015/wordml/symex" xmlns:wpg="http://schemas.microsoft.com/office/word/2010/wordprocessingGroup" xmlns:wpi="http://schemas.microsoft.com/office/word/2010/wordprocessingInk" xmlns:wne="http://schemas.microsoft.com/office/word/2006/wordml" xmlns:wps="http://schemas.microsoft.com/office/word/2010/wordprocessingShape" mc:Ignorable="w14 w15 w16se w16cid w16 w16cex w16sdtdh w16sdtfl w16du wp14">
   <w:p>
     <w:pPr>
       <w:pStyle w:val="Footer"/>
@@ -748,7 +981,7 @@
 </file>
 
 <file path=word/footer3.xml><?xml version="1.0" encoding="utf-8"?>
-<w:ftr xmlns:wpc="http://schemas.microsoft.com/office/word/2010/wordprocessingCanvas" xmlns:cx="http://schemas.microsoft.com/office/drawing/2014/chartex" xmlns:cx1="http://schemas.microsoft.com/office/drawing/2015/9/8/chartex" xmlns:cx2="http://schemas.microsoft.com/office/drawing/2015/10/21/chartex" xmlns:cx3="http://schemas.microsoft.com/office/drawing/2016/5/9/chartex" xmlns:cx4="http://schemas.microsoft.com/office/drawing/2016/5/10/chartex" xmlns:cx5="http://schemas.microsoft.com/office/drawing/2016/5/11/chartex" xmlns:cx6="http://schemas.microsoft.com/office/drawing/2016/5/12/chartex" xmlns:cx7="http://schemas.microsoft.com/office/drawing/2016/5/13/chartex" xmlns:cx8="http://schemas.microsoft.com/office/drawing/2016/5/14/chartex" xmlns:mc="http://schemas.openxmlformats.org/markup-compatibility/2006" xmlns:aink="http://schemas.microsoft.com/office/drawing/2016/ink" xmlns:am3d="http://schemas.microsoft.com/office/drawing/2017/model3d" xmlns:o="urn:schemas-microsoft-com:office:office" xmlns:oel="http://schemas.microsoft.com/office/2019/extlst" xmlns:r="http://schemas.openxmlformats.org/officeDocument/2006/relationships" xmlns:m="http://schemas.openxmlformats.org/officeDocument/2006/math" xmlns:v="urn:schemas-microsoft-com:vml" xmlns:wp14="http://schemas.microsoft.com/office/word/2010/wordprocessingDrawing" xmlns:wp="http://schemas.openxmlformats.org/drawingml/2006/wordprocessingDrawing" xmlns:w10="urn:schemas-microsoft-com:office:word" xmlns:w="http://schemas.openxmlformats.org/wordprocessingml/2006/main" xmlns:w14="http://schemas.microsoft.com/office/word/2010/wordml" xmlns:w15="http://schemas.microsoft.com/office/word/2012/wordml" xmlns:w16cex="http://schemas.microsoft.com/office/word/2018/wordml/cex" xmlns:w16cid="http://schemas.microsoft.com/office/word/2016/wordml/cid" xmlns:w16="http://schemas.microsoft.com/office/word/2018/wordml" xmlns:w16sdtdh="http://schemas.microsoft.com/office/word/2020/wordml/sdtdatahash" xmlns:w16se="http://schemas.microsoft.com/office/word/2015/wordml/symex" xmlns:wpg="http://schemas.microsoft.com/office/word/2010/wordprocessingGroup" xmlns:wpi="http://schemas.microsoft.com/office/word/2010/wordprocessingInk" xmlns:wne="http://schemas.microsoft.com/office/word/2006/wordml" xmlns:wps="http://schemas.microsoft.com/office/word/2010/wordprocessingShape" mc:Ignorable="w14 w15 w16se w16cid w16 w16cex w16sdtdh wp14">
+<w:ftr xmlns:wpc="http://schemas.microsoft.com/office/word/2010/wordprocessingCanvas" xmlns:cx="http://schemas.microsoft.com/office/drawing/2014/chartex" xmlns:cx1="http://schemas.microsoft.com/office/drawing/2015/9/8/chartex" xmlns:cx2="http://schemas.microsoft.com/office/drawing/2015/10/21/chartex" xmlns:cx3="http://schemas.microsoft.com/office/drawing/2016/5/9/chartex" xmlns:cx4="http://schemas.microsoft.com/office/drawing/2016/5/10/chartex" xmlns:cx5="http://schemas.microsoft.com/office/drawing/2016/5/11/chartex" xmlns:cx6="http://schemas.microsoft.com/office/drawing/2016/5/12/chartex" xmlns:cx7="http://schemas.microsoft.com/office/drawing/2016/5/13/chartex" xmlns:cx8="http://schemas.microsoft.com/office/drawing/2016/5/14/chartex" xmlns:mc="http://schemas.openxmlformats.org/markup-compatibility/2006" xmlns:aink="http://schemas.microsoft.com/office/drawing/2016/ink" xmlns:am3d="http://schemas.microsoft.com/office/drawing/2017/model3d" xmlns:o="urn:schemas-microsoft-com:office:office" xmlns:oel="http://schemas.microsoft.com/office/2019/extlst" xmlns:r="http://schemas.openxmlformats.org/officeDocument/2006/relationships" xmlns:m="http://schemas.openxmlformats.org/officeDocument/2006/math" xmlns:v="urn:schemas-microsoft-com:vml" xmlns:wp14="http://schemas.microsoft.com/office/word/2010/wordprocessingDrawing" xmlns:wp="http://schemas.openxmlformats.org/drawingml/2006/wordprocessingDrawing" xmlns:w10="urn:schemas-microsoft-com:office:word" xmlns:w="http://schemas.openxmlformats.org/wordprocessingml/2006/main" xmlns:w14="http://schemas.microsoft.com/office/word/2010/wordml" xmlns:w15="http://schemas.microsoft.com/office/word/2012/wordml" xmlns:w16cex="http://schemas.microsoft.com/office/word/2018/wordml/cex" xmlns:w16cid="http://schemas.microsoft.com/office/word/2016/wordml/cid" xmlns:w16="http://schemas.microsoft.com/office/word/2018/wordml" xmlns:w16du="http://schemas.microsoft.com/office/word/2023/wordml/word16du" xmlns:w16sdtdh="http://schemas.microsoft.com/office/word/2020/wordml/sdtdatahash" xmlns:w16sdtfl="http://schemas.microsoft.com/office/word/2024/wordml/sdtformatlock" xmlns:w16se="http://schemas.microsoft.com/office/word/2015/wordml/symex" xmlns:wpg="http://schemas.microsoft.com/office/word/2010/wordprocessingGroup" xmlns:wpi="http://schemas.microsoft.com/office/word/2010/wordprocessingInk" xmlns:wne="http://schemas.microsoft.com/office/word/2006/wordml" xmlns:wps="http://schemas.microsoft.com/office/word/2010/wordprocessingShape" mc:Ignorable="w14 w15 w16se w16cid w16 w16cex w16sdtdh w16sdtfl w16du wp14">
   <w:p>
     <w:pPr>
       <w:pStyle w:val="Footer"/>
@@ -758,7 +991,7 @@
 </file>
 
 <file path=word/footnotes.xml><?xml version="1.0" encoding="utf-8"?>
-<w:footnotes xmlns:wpc="http://schemas.microsoft.com/office/word/2010/wordprocessingCanvas" xmlns:cx="http://schemas.microsoft.com/office/drawing/2014/chartex" xmlns:cx1="http://schemas.microsoft.com/office/drawing/2015/9/8/chartex" xmlns:cx2="http://schemas.microsoft.com/office/drawing/2015/10/21/chartex" xmlns:cx3="http://schemas.microsoft.com/office/drawing/2016/5/9/chartex" xmlns:cx4="http://schemas.microsoft.com/office/drawing/2016/5/10/chartex" xmlns:cx5="http://schemas.microsoft.com/office/drawing/2016/5/11/chartex" xmlns:cx6="http://schemas.microsoft.com/office/drawing/2016/5/12/chartex" xmlns:cx7="http://schemas.microsoft.com/office/drawing/2016/5/13/chartex" xmlns:cx8="http://schemas.microsoft.com/office/drawing/2016/5/14/chartex" xmlns:mc="http://schemas.openxmlformats.org/markup-compatibility/2006" xmlns:aink="http://schemas.microsoft.com/office/drawing/2016/ink" xmlns:am3d="http://schemas.microsoft.com/office/drawing/2017/model3d" xmlns:o="urn:schemas-microsoft-com:office:office" xmlns:oel="http://schemas.microsoft.com/office/2019/extlst" xmlns:r="http://schemas.openxmlformats.org/officeDocument/2006/relationships" xmlns:m="http://schemas.openxmlformats.org/officeDocument/2006/math" xmlns:v="urn:schemas-microsoft-com:vml" xmlns:wp14="http://schemas.microsoft.com/office/word/2010/wordprocessingDrawing" xmlns:wp="http://schemas.openxmlformats.org/drawingml/2006/wordprocessingDrawing" xmlns:w10="urn:schemas-microsoft-com:office:word" xmlns:w="http://schemas.openxmlformats.org/wordprocessingml/2006/main" xmlns:w14="http://schemas.microsoft.com/office/word/2010/wordml" xmlns:w15="http://schemas.microsoft.com/office/word/2012/wordml" xmlns:w16cex="http://schemas.microsoft.com/office/word/2018/wordml/cex" xmlns:w16cid="http://schemas.microsoft.com/office/word/2016/wordml/cid" xmlns:w16="http://schemas.microsoft.com/office/word/2018/wordml" xmlns:w16sdtdh="http://schemas.microsoft.com/office/word/2020/wordml/sdtdatahash" xmlns:w16se="http://schemas.microsoft.com/office/word/2015/wordml/symex" xmlns:wpg="http://schemas.microsoft.com/office/word/2010/wordprocessingGroup" xmlns:wpi="http://schemas.microsoft.com/office/word/2010/wordprocessingInk" xmlns:wne="http://schemas.microsoft.com/office/word/2006/wordml" xmlns:wps="http://schemas.microsoft.com/office/word/2010/wordprocessingShape" mc:Ignorable="w14 w15 w16se w16cid w16 w16cex w16sdtdh wp14">
+<w:footnotes xmlns:wpc="http://schemas.microsoft.com/office/word/2010/wordprocessingCanvas" xmlns:cx="http://schemas.microsoft.com/office/drawing/2014/chartex" xmlns:cx1="http://schemas.microsoft.com/office/drawing/2015/9/8/chartex" xmlns:cx2="http://schemas.microsoft.com/office/drawing/2015/10/21/chartex" xmlns:cx3="http://schemas.microsoft.com/office/drawing/2016/5/9/chartex" xmlns:cx4="http://schemas.microsoft.com/office/drawing/2016/5/10/chartex" xmlns:cx5="http://schemas.microsoft.com/office/drawing/2016/5/11/chartex" xmlns:cx6="http://schemas.microsoft.com/office/drawing/2016/5/12/chartex" xmlns:cx7="http://schemas.microsoft.com/office/drawing/2016/5/13/chartex" xmlns:cx8="http://schemas.microsoft.com/office/drawing/2016/5/14/chartex" xmlns:mc="http://schemas.openxmlformats.org/markup-compatibility/2006" xmlns:aink="http://schemas.microsoft.com/office/drawing/2016/ink" xmlns:am3d="http://schemas.microsoft.com/office/drawing/2017/model3d" xmlns:o="urn:schemas-microsoft-com:office:office" xmlns:oel="http://schemas.microsoft.com/office/2019/extlst" xmlns:r="http://schemas.openxmlformats.org/officeDocument/2006/relationships" xmlns:m="http://schemas.openxmlformats.org/officeDocument/2006/math" xmlns:v="urn:schemas-microsoft-com:vml" xmlns:wp14="http://schemas.microsoft.com/office/word/2010/wordprocessingDrawing" xmlns:wp="http://schemas.openxmlformats.org/drawingml/2006/wordprocessingDrawing" xmlns:w10="urn:schemas-microsoft-com:office:word" xmlns:w="http://schemas.openxmlformats.org/wordprocessingml/2006/main" xmlns:w14="http://schemas.microsoft.com/office/word/2010/wordml" xmlns:w15="http://schemas.microsoft.com/office/word/2012/wordml" xmlns:w16cex="http://schemas.microsoft.com/office/word/2018/wordml/cex" xmlns:w16cid="http://schemas.microsoft.com/office/word/2016/wordml/cid" xmlns:w16="http://schemas.microsoft.com/office/word/2018/wordml" xmlns:w16du="http://schemas.microsoft.com/office/word/2023/wordml/word16du" xmlns:w16sdtdh="http://schemas.microsoft.com/office/word/2020/wordml/sdtdatahash" xmlns:w16sdtfl="http://schemas.microsoft.com/office/word/2024/wordml/sdtformatlock" xmlns:w16se="http://schemas.microsoft.com/office/word/2015/wordml/symex" xmlns:wpg="http://schemas.microsoft.com/office/word/2010/wordprocessingGroup" xmlns:wpi="http://schemas.microsoft.com/office/word/2010/wordprocessingInk" xmlns:wne="http://schemas.microsoft.com/office/word/2006/wordml" xmlns:wps="http://schemas.microsoft.com/office/word/2010/wordprocessingShape" mc:Ignorable="w14 w15 w16se w16cid w16 w16cex w16sdtdh w16sdtfl w16du wp14">
   <w:footnote w:type="separator" w:id="-1">
     <w:p>
       <w:pPr>
@@ -783,7 +1016,7 @@
 </file>
 
 <file path=word/header1.xml><?xml version="1.0" encoding="utf-8"?>
-<w:hdr xmlns:wpc="http://schemas.microsoft.com/office/word/2010/wordprocessingCanvas" xmlns:cx="http://schemas.microsoft.com/office/drawing/2014/chartex" xmlns:cx1="http://schemas.microsoft.com/office/drawing/2015/9/8/chartex" xmlns:cx2="http://schemas.microsoft.com/office/drawing/2015/10/21/chartex" xmlns:cx3="http://schemas.microsoft.com/office/drawing/2016/5/9/chartex" xmlns:cx4="http://schemas.microsoft.com/office/drawing/2016/5/10/chartex" xmlns:cx5="http://schemas.microsoft.com/office/drawing/2016/5/11/chartex" xmlns:cx6="http://schemas.microsoft.com/office/drawing/2016/5/12/chartex" xmlns:cx7="http://schemas.microsoft.com/office/drawing/2016/5/13/chartex" xmlns:cx8="http://schemas.microsoft.com/office/drawing/2016/5/14/chartex" xmlns:mc="http://schemas.openxmlformats.org/markup-compatibility/2006" xmlns:aink="http://schemas.microsoft.com/office/drawing/2016/ink" xmlns:am3d="http://schemas.microsoft.com/office/drawing/2017/model3d" xmlns:o="urn:schemas-microsoft-com:office:office" xmlns:oel="http://schemas.microsoft.com/office/2019/extlst" xmlns:r="http://schemas.openxmlformats.org/officeDocument/2006/relationships" xmlns:m="http://schemas.openxmlformats.org/officeDocument/2006/math" xmlns:v="urn:schemas-microsoft-com:vml" xmlns:wp14="http://schemas.microsoft.com/office/word/2010/wordprocessingDrawing" xmlns:wp="http://schemas.openxmlformats.org/drawingml/2006/wordprocessingDrawing" xmlns:w10="urn:schemas-microsoft-com:office:word" xmlns:w="http://schemas.openxmlformats.org/wordprocessingml/2006/main" xmlns:w14="http://schemas.microsoft.com/office/word/2010/wordml" xmlns:w15="http://schemas.microsoft.com/office/word/2012/wordml" xmlns:w16cex="http://schemas.microsoft.com/office/word/2018/wordml/cex" xmlns:w16cid="http://schemas.microsoft.com/office/word/2016/wordml/cid" xmlns:w16="http://schemas.microsoft.com/office/word/2018/wordml" xmlns:w16sdtdh="http://schemas.microsoft.com/office/word/2020/wordml/sdtdatahash" xmlns:w16se="http://schemas.microsoft.com/office/word/2015/wordml/symex" xmlns:wpg="http://schemas.microsoft.com/office/word/2010/wordprocessingGroup" xmlns:wpi="http://schemas.microsoft.com/office/word/2010/wordprocessingInk" xmlns:wne="http://schemas.microsoft.com/office/word/2006/wordml" xmlns:wps="http://schemas.microsoft.com/office/word/2010/wordprocessingShape" mc:Ignorable="w14 w15 w16se w16cid w16 w16cex w16sdtdh wp14">
+<w:hdr xmlns:wpc="http://schemas.microsoft.com/office/word/2010/wordprocessingCanvas" xmlns:cx="http://schemas.microsoft.com/office/drawing/2014/chartex" xmlns:cx1="http://schemas.microsoft.com/office/drawing/2015/9/8/chartex" xmlns:cx2="http://schemas.microsoft.com/office/drawing/2015/10/21/chartex" xmlns:cx3="http://schemas.microsoft.com/office/drawing/2016/5/9/chartex" xmlns:cx4="http://schemas.microsoft.com/office/drawing/2016/5/10/chartex" xmlns:cx5="http://schemas.microsoft.com/office/drawing/2016/5/11/chartex" xmlns:cx6="http://schemas.microsoft.com/office/drawing/2016/5/12/chartex" xmlns:cx7="http://schemas.microsoft.com/office/drawing/2016/5/13/chartex" xmlns:cx8="http://schemas.microsoft.com/office/drawing/2016/5/14/chartex" xmlns:mc="http://schemas.openxmlformats.org/markup-compatibility/2006" xmlns:aink="http://schemas.microsoft.com/office/drawing/2016/ink" xmlns:am3d="http://schemas.microsoft.com/office/drawing/2017/model3d" xmlns:o="urn:schemas-microsoft-com:office:office" xmlns:oel="http://schemas.microsoft.com/office/2019/extlst" xmlns:r="http://schemas.openxmlformats.org/officeDocument/2006/relationships" xmlns:m="http://schemas.openxmlformats.org/officeDocument/2006/math" xmlns:v="urn:schemas-microsoft-com:vml" xmlns:wp14="http://schemas.microsoft.com/office/word/2010/wordprocessingDrawing" xmlns:wp="http://schemas.openxmlformats.org/drawingml/2006/wordprocessingDrawing" xmlns:w10="urn:schemas-microsoft-com:office:word" xmlns:w="http://schemas.openxmlformats.org/wordprocessingml/2006/main" xmlns:w14="http://schemas.microsoft.com/office/word/2010/wordml" xmlns:w15="http://schemas.microsoft.com/office/word/2012/wordml" xmlns:w16cex="http://schemas.microsoft.com/office/word/2018/wordml/cex" xmlns:w16cid="http://schemas.microsoft.com/office/word/2016/wordml/cid" xmlns:w16="http://schemas.microsoft.com/office/word/2018/wordml" xmlns:w16du="http://schemas.microsoft.com/office/word/2023/wordml/word16du" xmlns:w16sdtdh="http://schemas.microsoft.com/office/word/2020/wordml/sdtdatahash" xmlns:w16sdtfl="http://schemas.microsoft.com/office/word/2024/wordml/sdtformatlock" xmlns:w16se="http://schemas.microsoft.com/office/word/2015/wordml/symex" xmlns:wpg="http://schemas.microsoft.com/office/word/2010/wordprocessingGroup" xmlns:wpi="http://schemas.microsoft.com/office/word/2010/wordprocessingInk" xmlns:wne="http://schemas.microsoft.com/office/word/2006/wordml" xmlns:wps="http://schemas.microsoft.com/office/word/2010/wordprocessingShape" mc:Ignorable="w14 w15 w16se w16cid w16 w16cex w16sdtdh w16sdtfl w16du wp14">
   <w:p>
     <w:pPr>
       <w:pStyle w:val="Header"/>
@@ -793,7 +1026,7 @@
 </file>
 
 <file path=word/header2.xml><?xml version="1.0" encoding="utf-8"?>
-<w:hdr xmlns:wpc="http://schemas.microsoft.com/office/word/2010/wordprocessingCanvas" xmlns:cx="http://schemas.microsoft.com/office/drawing/2014/chartex" xmlns:cx1="http://schemas.microsoft.com/office/drawing/2015/9/8/chartex" xmlns:cx2="http://schemas.microsoft.com/office/drawing/2015/10/21/chartex" xmlns:cx3="http://schemas.microsoft.com/office/drawing/2016/5/9/chartex" xmlns:cx4="http://schemas.microsoft.com/office/drawing/2016/5/10/chartex" xmlns:cx5="http://schemas.microsoft.com/office/drawing/2016/5/11/chartex" xmlns:cx6="http://schemas.microsoft.com/office/drawing/2016/5/12/chartex" xmlns:cx7="http://schemas.microsoft.com/office/drawing/2016/5/13/chartex" xmlns:cx8="http://schemas.microsoft.com/office/drawing/2016/5/14/chartex" xmlns:mc="http://schemas.openxmlformats.org/markup-compatibility/2006" xmlns:aink="http://schemas.microsoft.com/office/drawing/2016/ink" xmlns:am3d="http://schemas.microsoft.com/office/drawing/2017/model3d" xmlns:o="urn:schemas-microsoft-com:office:office" xmlns:oel="http://schemas.microsoft.com/office/2019/extlst" xmlns:r="http://schemas.openxmlformats.org/officeDocument/2006/relationships" xmlns:m="http://schemas.openxmlformats.org/officeDocument/2006/math" xmlns:v="urn:schemas-microsoft-com:vml" xmlns:wp14="http://schemas.microsoft.com/office/word/2010/wordprocessingDrawing" xmlns:wp="http://schemas.openxmlformats.org/drawingml/2006/wordprocessingDrawing" xmlns:w10="urn:schemas-microsoft-com:office:word" xmlns:w="http://schemas.openxmlformats.org/wordprocessingml/2006/main" xmlns:w14="http://schemas.microsoft.com/office/word/2010/wordml" xmlns:w15="http://schemas.microsoft.com/office/word/2012/wordml" xmlns:w16cex="http://schemas.microsoft.com/office/word/2018/wordml/cex" xmlns:w16cid="http://schemas.microsoft.com/office/word/2016/wordml/cid" xmlns:w16="http://schemas.microsoft.com/office/word/2018/wordml" xmlns:w16sdtdh="http://schemas.microsoft.com/office/word/2020/wordml/sdtdatahash" xmlns:w16se="http://schemas.microsoft.com/office/word/2015/wordml/symex" xmlns:wpg="http://schemas.microsoft.com/office/word/2010/wordprocessingGroup" xmlns:wpi="http://schemas.microsoft.com/office/word/2010/wordprocessingInk" xmlns:wne="http://schemas.microsoft.com/office/word/2006/wordml" xmlns:wps="http://schemas.microsoft.com/office/word/2010/wordprocessingShape" mc:Ignorable="w14 w15 w16se w16cid w16 w16cex w16sdtdh wp14">
+<w:hdr xmlns:wpc="http://schemas.microsoft.com/office/word/2010/wordprocessingCanvas" xmlns:cx="http://schemas.microsoft.com/office/drawing/2014/chartex" xmlns:cx1="http://schemas.microsoft.com/office/drawing/2015/9/8/chartex" xmlns:cx2="http://schemas.microsoft.com/office/drawing/2015/10/21/chartex" xmlns:cx3="http://schemas.microsoft.com/office/drawing/2016/5/9/chartex" xmlns:cx4="http://schemas.microsoft.com/office/drawing/2016/5/10/chartex" xmlns:cx5="http://schemas.microsoft.com/office/drawing/2016/5/11/chartex" xmlns:cx6="http://schemas.microsoft.com/office/drawing/2016/5/12/chartex" xmlns:cx7="http://schemas.microsoft.com/office/drawing/2016/5/13/chartex" xmlns:cx8="http://schemas.microsoft.com/office/drawing/2016/5/14/chartex" xmlns:mc="http://schemas.openxmlformats.org/markup-compatibility/2006" xmlns:aink="http://schemas.microsoft.com/office/drawing/2016/ink" xmlns:am3d="http://schemas.microsoft.com/office/drawing/2017/model3d" xmlns:o="urn:schemas-microsoft-com:office:office" xmlns:oel="http://schemas.microsoft.com/office/2019/extlst" xmlns:r="http://schemas.openxmlformats.org/officeDocument/2006/relationships" xmlns:m="http://schemas.openxmlformats.org/officeDocument/2006/math" xmlns:v="urn:schemas-microsoft-com:vml" xmlns:wp14="http://schemas.microsoft.com/office/word/2010/wordprocessingDrawing" xmlns:wp="http://schemas.openxmlformats.org/drawingml/2006/wordprocessingDrawing" xmlns:w10="urn:schemas-microsoft-com:office:word" xmlns:w="http://schemas.openxmlformats.org/wordprocessingml/2006/main" xmlns:w14="http://schemas.microsoft.com/office/word/2010/wordml" xmlns:w15="http://schemas.microsoft.com/office/word/2012/wordml" xmlns:w16cex="http://schemas.microsoft.com/office/word/2018/wordml/cex" xmlns:w16cid="http://schemas.microsoft.com/office/word/2016/wordml/cid" xmlns:w16="http://schemas.microsoft.com/office/word/2018/wordml" xmlns:w16du="http://schemas.microsoft.com/office/word/2023/wordml/word16du" xmlns:w16sdtdh="http://schemas.microsoft.com/office/word/2020/wordml/sdtdatahash" xmlns:w16sdtfl="http://schemas.microsoft.com/office/word/2024/wordml/sdtformatlock" xmlns:w16se="http://schemas.microsoft.com/office/word/2015/wordml/symex" xmlns:wpg="http://schemas.microsoft.com/office/word/2010/wordprocessingGroup" xmlns:wpi="http://schemas.microsoft.com/office/word/2010/wordprocessingInk" xmlns:wne="http://schemas.microsoft.com/office/word/2006/wordml" xmlns:wps="http://schemas.microsoft.com/office/word/2010/wordprocessingShape" mc:Ignorable="w14 w15 w16se w16cid w16 w16cex w16sdtdh w16sdtfl w16du wp14">
   <w:p>
     <w:pPr>
       <w:pStyle w:val="Header"/>
@@ -804,7 +1037,7 @@
 </file>
 
 <file path=word/header3.xml><?xml version="1.0" encoding="utf-8"?>
-<w:hdr xmlns:wpc="http://schemas.microsoft.com/office/word/2010/wordprocessingCanvas" xmlns:cx="http://schemas.microsoft.com/office/drawing/2014/chartex" xmlns:cx1="http://schemas.microsoft.com/office/drawing/2015/9/8/chartex" xmlns:cx2="http://schemas.microsoft.com/office/drawing/2015/10/21/chartex" xmlns:cx3="http://schemas.microsoft.com/office/drawing/2016/5/9/chartex" xmlns:cx4="http://schemas.microsoft.com/office/drawing/2016/5/10/chartex" xmlns:cx5="http://schemas.microsoft.com/office/drawing/2016/5/11/chartex" xmlns:cx6="http://schemas.microsoft.com/office/drawing/2016/5/12/chartex" xmlns:cx7="http://schemas.microsoft.com/office/drawing/2016/5/13/chartex" xmlns:cx8="http://schemas.microsoft.com/office/drawing/2016/5/14/chartex" xmlns:mc="http://schemas.openxmlformats.org/markup-compatibility/2006" xmlns:aink="http://schemas.microsoft.com/office/drawing/2016/ink" xmlns:am3d="http://schemas.microsoft.com/office/drawing/2017/model3d" xmlns:o="urn:schemas-microsoft-com:office:office" xmlns:oel="http://schemas.microsoft.com/office/2019/extlst" xmlns:r="http://schemas.openxmlformats.org/officeDocument/2006/relationships" xmlns:m="http://schemas.openxmlformats.org/officeDocument/2006/math" xmlns:v="urn:schemas-microsoft-com:vml" xmlns:wp14="http://schemas.microsoft.com/office/word/2010/wordprocessingDrawing" xmlns:wp="http://schemas.openxmlformats.org/drawingml/2006/wordprocessingDrawing" xmlns:w10="urn:schemas-microsoft-com:office:word" xmlns:w="http://schemas.openxmlformats.org/wordprocessingml/2006/main" xmlns:w14="http://schemas.microsoft.com/office/word/2010/wordml" xmlns:w15="http://schemas.microsoft.com/office/word/2012/wordml" xmlns:w16cex="http://schemas.microsoft.com/office/word/2018/wordml/cex" xmlns:w16cid="http://schemas.microsoft.com/office/word/2016/wordml/cid" xmlns:w16="http://schemas.microsoft.com/office/word/2018/wordml" xmlns:w16sdtdh="http://schemas.microsoft.com/office/word/2020/wordml/sdtdatahash" xmlns:w16se="http://schemas.microsoft.com/office/word/2015/wordml/symex" xmlns:wpg="http://schemas.microsoft.com/office/word/2010/wordprocessingGroup" xmlns:wpi="http://schemas.microsoft.com/office/word/2010/wordprocessingInk" xmlns:wne="http://schemas.microsoft.com/office/word/2006/wordml" xmlns:wps="http://schemas.microsoft.com/office/word/2010/wordprocessingShape" mc:Ignorable="w14 w15 w16se w16cid w16 w16cex w16sdtdh wp14">
+<w:hdr xmlns:wpc="http://schemas.microsoft.com/office/word/2010/wordprocessingCanvas" xmlns:cx="http://schemas.microsoft.com/office/drawing/2014/chartex" xmlns:cx1="http://schemas.microsoft.com/office/drawing/2015/9/8/chartex" xmlns:cx2="http://schemas.microsoft.com/office/drawing/2015/10/21/chartex" xmlns:cx3="http://schemas.microsoft.com/office/drawing/2016/5/9/chartex" xmlns:cx4="http://schemas.microsoft.com/office/drawing/2016/5/10/chartex" xmlns:cx5="http://schemas.microsoft.com/office/drawing/2016/5/11/chartex" xmlns:cx6="http://schemas.microsoft.com/office/drawing/2016/5/12/chartex" xmlns:cx7="http://schemas.microsoft.com/office/drawing/2016/5/13/chartex" xmlns:cx8="http://schemas.microsoft.com/office/drawing/2016/5/14/chartex" xmlns:mc="http://schemas.openxmlformats.org/markup-compatibility/2006" xmlns:aink="http://schemas.microsoft.com/office/drawing/2016/ink" xmlns:am3d="http://schemas.microsoft.com/office/drawing/2017/model3d" xmlns:o="urn:schemas-microsoft-com:office:office" xmlns:oel="http://schemas.microsoft.com/office/2019/extlst" xmlns:r="http://schemas.openxmlformats.org/officeDocument/2006/relationships" xmlns:m="http://schemas.openxmlformats.org/officeDocument/2006/math" xmlns:v="urn:schemas-microsoft-com:vml" xmlns:wp14="http://schemas.microsoft.com/office/word/2010/wordprocessingDrawing" xmlns:wp="http://schemas.openxmlformats.org/drawingml/2006/wordprocessingDrawing" xmlns:w10="urn:schemas-microsoft-com:office:word" xmlns:w="http://schemas.openxmlformats.org/wordprocessingml/2006/main" xmlns:w14="http://schemas.microsoft.com/office/word/2010/wordml" xmlns:w15="http://schemas.microsoft.com/office/word/2012/wordml" xmlns:w16cex="http://schemas.microsoft.com/office/word/2018/wordml/cex" xmlns:w16cid="http://schemas.microsoft.com/office/word/2016/wordml/cid" xmlns:w16="http://schemas.microsoft.com/office/word/2018/wordml" xmlns:w16du="http://schemas.microsoft.com/office/word/2023/wordml/word16du" xmlns:w16sdtdh="http://schemas.microsoft.com/office/word/2020/wordml/sdtdatahash" xmlns:w16sdtfl="http://schemas.microsoft.com/office/word/2024/wordml/sdtformatlock" xmlns:w16se="http://schemas.microsoft.com/office/word/2015/wordml/symex" xmlns:wpg="http://schemas.microsoft.com/office/word/2010/wordprocessingGroup" xmlns:wpi="http://schemas.microsoft.com/office/word/2010/wordprocessingInk" xmlns:wne="http://schemas.microsoft.com/office/word/2006/wordml" xmlns:wps="http://schemas.microsoft.com/office/word/2010/wordprocessingShape" mc:Ignorable="w14 w15 w16se w16cid w16 w16cex w16sdtdh w16sdtfl w16du wp14">
   <w:p>
     <w:pPr>
       <w:pStyle w:val="Header"/>
@@ -813,7 +1046,7 @@
     <w:r>
       <w:tab/>
       <w:tab/>
-      <w:t>2026-06-17</w:t>
+      <w:t>2026-06-18</w:t>
       <w:br/>
       <w:br/>
     </w:r>
@@ -830,7 +1063,7 @@
 </file>
 
 <file path=word/numbering.xml><?xml version="1.0" encoding="utf-8"?>
-<w:numbering xmlns:wpc="http://schemas.microsoft.com/office/word/2010/wordprocessingCanvas" xmlns:cx="http://schemas.microsoft.com/office/drawing/2014/chartex" xmlns:cx1="http://schemas.microsoft.com/office/drawing/2015/9/8/chartex" xmlns:cx2="http://schemas.microsoft.com/office/drawing/2015/10/21/chartex" xmlns:cx3="http://schemas.microsoft.com/office/drawing/2016/5/9/chartex" xmlns:cx4="http://schemas.microsoft.com/office/drawing/2016/5/10/chartex" xmlns:cx5="http://schemas.microsoft.com/office/drawing/2016/5/11/chartex" xmlns:cx6="http://schemas.microsoft.com/office/drawing/2016/5/12/chartex" xmlns:cx7="http://schemas.microsoft.com/office/drawing/2016/5/13/chartex" xmlns:cx8="http://schemas.microsoft.com/office/drawing/2016/5/14/chartex" xmlns:mc="http://schemas.openxmlformats.org/markup-compatibility/2006" xmlns:aink="http://schemas.microsoft.com/office/drawing/2016/ink" xmlns:am3d="http://schemas.microsoft.com/office/drawing/2017/model3d" xmlns:o="urn:schemas-microsoft-com:office:office" xmlns:oel="http://schemas.microsoft.com/office/2019/extlst" xmlns:r="http://schemas.openxmlformats.org/officeDocument/2006/relationships" xmlns:m="http://schemas.openxmlformats.org/officeDocument/2006/math" xmlns:v="urn:schemas-microsoft-com:vml" xmlns:wp14="http://schemas.microsoft.com/office/word/2010/wordprocessingDrawing" xmlns:wp="http://schemas.openxmlformats.org/drawingml/2006/wordprocessingDrawing" xmlns:w10="urn:schemas-microsoft-com:office:word" xmlns:w="http://schemas.openxmlformats.org/wordprocessingml/2006/main" xmlns:w14="http://schemas.microsoft.com/office/word/2010/wordml" xmlns:w15="http://schemas.microsoft.com/office/word/2012/wordml" xmlns:w16cex="http://schemas.microsoft.com/office/word/2018/wordml/cex" xmlns:w16cid="http://schemas.microsoft.com/office/word/2016/wordml/cid" xmlns:w16="http://schemas.microsoft.com/office/word/2018/wordml" xmlns:w16sdtdh="http://schemas.microsoft.com/office/word/2020/wordml/sdtdatahash" xmlns:w16se="http://schemas.microsoft.com/office/word/2015/wordml/symex" xmlns:wpg="http://schemas.microsoft.com/office/word/2010/wordprocessingGroup" xmlns:wpi="http://schemas.microsoft.com/office/word/2010/wordprocessingInk" xmlns:wne="http://schemas.microsoft.com/office/word/2006/wordml" xmlns:wps="http://schemas.microsoft.com/office/word/2010/wordprocessingShape" mc:Ignorable="w14 w15 w16se w16cid w16 w16cex w16sdtdh wp14">
+<w:numbering xmlns:wpc="http://schemas.microsoft.com/office/word/2010/wordprocessingCanvas" xmlns:cx="http://schemas.microsoft.com/office/drawing/2014/chartex" xmlns:cx1="http://schemas.microsoft.com/office/drawing/2015/9/8/chartex" xmlns:cx2="http://schemas.microsoft.com/office/drawing/2015/10/21/chartex" xmlns:cx3="http://schemas.microsoft.com/office/drawing/2016/5/9/chartex" xmlns:cx4="http://schemas.microsoft.com/office/drawing/2016/5/10/chartex" xmlns:cx5="http://schemas.microsoft.com/office/drawing/2016/5/11/chartex" xmlns:cx6="http://schemas.microsoft.com/office/drawing/2016/5/12/chartex" xmlns:cx7="http://schemas.microsoft.com/office/drawing/2016/5/13/chartex" xmlns:cx8="http://schemas.microsoft.com/office/drawing/2016/5/14/chartex" xmlns:mc="http://schemas.openxmlformats.org/markup-compatibility/2006" xmlns:aink="http://schemas.microsoft.com/office/drawing/2016/ink" xmlns:am3d="http://schemas.microsoft.com/office/drawing/2017/model3d" xmlns:o="urn:schemas-microsoft-com:office:office" xmlns:oel="http://schemas.microsoft.com/office/2019/extlst" xmlns:r="http://schemas.openxmlformats.org/officeDocument/2006/relationships" xmlns:m="http://schemas.openxmlformats.org/officeDocument/2006/math" xmlns:v="urn:schemas-microsoft-com:vml" xmlns:wp14="http://schemas.microsoft.com/office/word/2010/wordprocessingDrawing" xmlns:wp="http://schemas.openxmlformats.org/drawingml/2006/wordprocessingDrawing" xmlns:w10="urn:schemas-microsoft-com:office:word" xmlns:w="http://schemas.openxmlformats.org/wordprocessingml/2006/main" xmlns:w14="http://schemas.microsoft.com/office/word/2010/wordml" xmlns:w15="http://schemas.microsoft.com/office/word/2012/wordml" xmlns:w16cex="http://schemas.microsoft.com/office/word/2018/wordml/cex" xmlns:w16cid="http://schemas.microsoft.com/office/word/2016/wordml/cid" xmlns:w16="http://schemas.microsoft.com/office/word/2018/wordml" xmlns:w16du="http://schemas.microsoft.com/office/word/2023/wordml/word16du" xmlns:w16sdtdh="http://schemas.microsoft.com/office/word/2020/wordml/sdtdatahash" xmlns:w16sdtfl="http://schemas.microsoft.com/office/word/2024/wordml/sdtformatlock" xmlns:w16se="http://schemas.microsoft.com/office/word/2015/wordml/symex" xmlns:wpg="http://schemas.microsoft.com/office/word/2010/wordprocessingGroup" xmlns:wpi="http://schemas.microsoft.com/office/word/2010/wordprocessingInk" xmlns:wne="http://schemas.microsoft.com/office/word/2006/wordml" xmlns:wps="http://schemas.microsoft.com/office/word/2010/wordprocessingShape" mc:Ignorable="w14 w15 w16se w16cid w16 w16cex w16sdtdh w16sdtfl w16du wp14">
   <w:abstractNum w:abstractNumId="0" w15:restartNumberingAfterBreak="0">
     <w:nsid w:val="FFFFFF7C"/>
     <w:multiLevelType w:val="singleLevel"/>
@@ -1033,7 +1266,7 @@
 </file>
 
 <file path=word/styles.xml><?xml version="1.0" encoding="utf-8"?>
-<w:styles xmlns:mc="http://schemas.openxmlformats.org/markup-compatibility/2006" xmlns:r="http://schemas.openxmlformats.org/officeDocument/2006/relationships" xmlns:w="http://schemas.openxmlformats.org/wordprocessingml/2006/main" xmlns:w14="http://schemas.microsoft.com/office/word/2010/wordml" xmlns:w15="http://schemas.microsoft.com/office/word/2012/wordml" xmlns:w16cex="http://schemas.microsoft.com/office/word/2018/wordml/cex" xmlns:w16cid="http://schemas.microsoft.com/office/word/2016/wordml/cid" xmlns:w16="http://schemas.microsoft.com/office/word/2018/wordml" xmlns:w16sdtdh="http://schemas.microsoft.com/office/word/2020/wordml/sdtdatahash" xmlns:w16se="http://schemas.microsoft.com/office/word/2015/wordml/symex" mc:Ignorable="w14 w15 w16se w16cid w16 w16cex w16sdtdh">
+<w:styles xmlns:mc="http://schemas.openxmlformats.org/markup-compatibility/2006" xmlns:r="http://schemas.openxmlformats.org/officeDocument/2006/relationships" xmlns:w="http://schemas.openxmlformats.org/wordprocessingml/2006/main" xmlns:w14="http://schemas.microsoft.com/office/word/2010/wordml" xmlns:w15="http://schemas.microsoft.com/office/word/2012/wordml" xmlns:w16cex="http://schemas.microsoft.com/office/word/2018/wordml/cex" xmlns:w16cid="http://schemas.microsoft.com/office/word/2016/wordml/cid" xmlns:w16="http://schemas.microsoft.com/office/word/2018/wordml" xmlns:w16du="http://schemas.microsoft.com/office/word/2023/wordml/word16du" xmlns:w16sdtdh="http://schemas.microsoft.com/office/word/2020/wordml/sdtdatahash" xmlns:w16sdtfl="http://schemas.microsoft.com/office/word/2024/wordml/sdtformatlock" xmlns:w16se="http://schemas.microsoft.com/office/word/2015/wordml/symex" mc:Ignorable="w14 w15 w16se w16cid w16 w16cex w16sdtdh w16sdtfl w16du">
   <w:docDefaults>
     <w:rPrDefault>
       <w:rPr>
@@ -1791,7 +2024,7 @@
     <w:link w:val="TitleChar"/>
     <w:uiPriority w:val="10"/>
     <w:qFormat/>
-    <w:rsid w:val="007106C8"/>
+    <w:rsid w:val="00E854FA"/>
     <w:pPr>
       <w:spacing w:after="300" w:line="240" w:lineRule="auto"/>
       <w:contextualSpacing/>
@@ -1801,7 +2034,7 @@
       <w:rFonts w:eastAsiaTheme="majorEastAsia" w:cstheme="majorBidi"/>
       <w:spacing w:val="5"/>
       <w:kern w:val="28"/>
-      <w:sz w:val="52"/>
+      <w:sz w:val="40"/>
       <w:szCs w:val="52"/>
       <w:lang w:val="sv-SE" w:eastAsia="en-US" w:bidi="ar-SA"/>
     </w:rPr>
@@ -1811,12 +2044,12 @@
     <w:basedOn w:val="DefaultParagraphFont"/>
     <w:link w:val="Title"/>
     <w:uiPriority w:val="10"/>
-    <w:rsid w:val="007106C8"/>
+    <w:rsid w:val="00E854FA"/>
     <w:rPr>
       <w:rFonts w:ascii="Times New Roman" w:eastAsiaTheme="majorEastAsia" w:hAnsi="Times New Roman" w:cstheme="majorBidi"/>
       <w:spacing w:val="5"/>
       <w:kern w:val="28"/>
-      <w:sz w:val="52"/>
+      <w:sz w:val="40"/>
       <w:szCs w:val="52"/>
       <w:lang w:val="sv-SE" w:eastAsia="en-US" w:bidi="ar-SA"/>
     </w:rPr>

--- a/klagomål/A 61675-2023 FSC-klagomål.docx
+++ b/klagomål/A 61675-2023 FSC-klagomål.docx
@@ -1046,7 +1046,7 @@
     <w:r>
       <w:tab/>
       <w:tab/>
-      <w:t>2026-06-18</w:t>
+      <w:t>2026-06-19</w:t>
       <w:br/>
       <w:br/>
     </w:r>

--- a/klagomål/A 61675-2023 FSC-klagomål.docx
+++ b/klagomål/A 61675-2023 FSC-klagomål.docx
@@ -1046,7 +1046,7 @@
     <w:r>
       <w:tab/>
       <w:tab/>
-      <w:t>2026-06-19</w:t>
+      <w:t>2026-06-20</w:t>
       <w:br/>
       <w:br/>
     </w:r>

--- a/klagomål/A 61675-2023 FSC-klagomål.docx
+++ b/klagomål/A 61675-2023 FSC-klagomål.docx
@@ -168,38 +168,7 @@
     </w:p>
     <w:p>
       <w:r>
-        <w:t>Detta dokument behandlar höga naturvärden i avverkningsanmälan A 61675-2023 i Hylte kommun som inkom 2023-12-05 och omfattar 0,7 ha.</w:t>
-      </w:r>
-    </w:p>
-    <w:p>
-      <w:r>
-        <w:t>Nedan presenteras fynd av naturvårdsarter och fridlysta arter som gjorts i det avverkningsanmälda området, samt relevanta utdrag ur standarderna för FSC, Chain of Custody, Controlled Wood och PEFC. I BILAGA 1 finns artfakta om fridlysta arter.</w:t>
-      </w:r>
-    </w:p>
-    <w:p>
-      <w:r>
-        <w:t>Vi förväntar oss att ni återkommer med ett skriftligt svar på vårt klagomål och även beskriver vilka korrigerande åtgärder ni satt in för att rätta till identifierade brister i er efterlevnad av den svenska FSC standarden.</w:t>
-      </w:r>
-    </w:p>
-    <w:p>
-      <w:pPr>
-        <w:pStyle w:val="Heading1"/>
-      </w:pPr>
-      <w:r>
-        <w:t>Naturvårdsarter</w:t>
-      </w:r>
-    </w:p>
-    <w:p>
-      <w:r>
-        <w:t>I och inom 25 meter från avverkningsanmälan har följande 8 naturvårdsarter hittats: bokvårtlav (NT, T), fällmossa (S, T), guldlockmossa (S, T), havstulpanlav (S, T), klippfrullania (S, T), platt fjädermossa (S, T), trädporella (S, T) och spillkråka (T, §4). Av dessa är 1 rödlistade. För rödlistade arter har rödlistekategorin angivits inom parentes. Arter som är signalarter enligt Skogsstyrelsen har markerats med (S). Typiska arter inom Natura 2000 som är kopplade till skogsekosystem har markerats med (T). För fridlysta arter anges även paragrafen i Artskyddsförordningen som arten är fridlyst enligt.</w:t>
-      </w:r>
-    </w:p>
-    <w:p>
-      <w:r>
-        <w:t>De påträffade naturvårdsarterna är ett tydligt kvitto på att det rör sig om en skog med höga naturvärden.</w:t>
-      </w:r>
-      <w:r>
-        <w:t xml:space="preserve"> I Figur 1 visas fyndplatser för naturvårdsarter i området, som finns registrerade på Artportalen.</w:t>
+        <w:t>Detta klagomål behandlar höga naturvärden i avverkningsanmälan A 61675-2023 i Hylte kommun som inkom 2023-12-05 och omfattar 0,7 ha.</w:t>
       </w:r>
     </w:p>
     <w:p>
@@ -247,34 +216,256 @@
         <w:spacing w:after="240"/>
       </w:pPr>
       <w:r>
-        <w:t>Figur 1. Fyndplatser för naturvårdsarter i och inom 25 meter från avverkningsanmälan (röd linje). Markörer utan svart kant är placerade på fyndplatsen. Markörer med svart kant är placerade vid sidan av fyndplatsen och har ett svart streck som visar fyndplatsens exakta position. Kartans mittpunktskoordinat är N 6314105, E 373478 i SWEREF 99 TM.</w:t>
+        <w:t>Figur 1. Fyndplatser för naturvårdsarter i och inom 25 meter från avverkningsanmälan. Markörer utan svart kant är placerade på fyndplatsen. Markörer med svart kant är placerade vid sidan av fyndplatsen har ett svart streck som visar fyndplatsens exakta position. Kartans mittpunktskoordinat är N 6314105, E 373478 i SWEREF 99 TM.</w:t>
+      </w:r>
+    </w:p>
+    <w:p>
+      <w:r>
+        <w:t>I och inom 25 meter från avverkningsanmälan finns fynd av 8 naturvårdsarter, varav 1 är rödlistad, 1 är fridlyst, 8 är typiska (T) och 6 är signalarter (S): bokvårtlav (NT, T), fällmossa (S, T), guldlockmossa (S, T), havstulpanlav (S, T), klippfrullania (S, T), platt fjädermossa (S, T), trädporella (S, T) och spillkråka (T, §4). Se Figur 1.</w:t>
+      </w:r>
+    </w:p>
+    <w:p>
+      <w:r>
+        <w:t>Nedan presenteras relevanta utdrag ur standarderna för FSC, Chain of Custody, Controlled Wood och PEFC.</w:t>
+      </w:r>
+    </w:p>
+    <w:p>
+      <w:r>
+        <w:t>Vi förväntar oss att ni återkommer med ett skriftligt svar på vårt klagomål och även beskriver vilka korrigerande åtgärder ni satt in för att rätta till identifierade brister i er efterlevnad av den svenska FSC standarden.</w:t>
       </w:r>
     </w:p>
     <w:p>
       <w:pPr>
-        <w:pStyle w:val="Heading2"/>
+        <w:pStyle w:val="Heading1"/>
       </w:pPr>
       <w:r>
-        <w:t>Fridlysta arter</w:t>
+        <w:t>Naturvårdsarter och fridlysta arter</w:t>
       </w:r>
     </w:p>
     <w:p>
       <w:r>
-        <w:t>Följande fridlysta arter har sina livsmiljöer och växtplatser i den avverkningsanmälda skogen: spillkråka (T, §4).</w:t>
+        <w:t>Nedan följer beskrivningar av de naturvårdsarter och fridlysta arter som har sina livsmiljöer och växtplatser i den avverkningsanmälda skogen. Se även ytterligare artfakta i BILAGA 1. De påträffade naturvårdsarterna är ett tydligt kvitto på att det rör sig om en skog med höga naturvärden.</w:t>
       </w:r>
     </w:p>
     <w:p>
-      <w:r>
-        <w:t xml:space="preserve">Observera att medlemsländerna är skyldiga att agera i enlighet med EU:s fågeldirektiv där det uttryckligen står att direktivet gäller för fåglar samt för deras ägg, bon och </w:t>
-      </w:r>
       <w:r>
         <w:rPr>
           <w:b/>
         </w:rPr>
-        <w:t xml:space="preserve">livsmiljöer </w:t>
-      </w:r>
-      <w:r>
-        <w:t>(artikel 1). Vidare att de åtgärder som vidtas inte får leda till en försämring av den nuvarande situationen beträffande bevarandet av de fågelarter som avses i artikel 1 (artikel 13). Fågeldirektivet är styrande för tillsynsansvariga myndigheters ärendehantering, ställningstaganden och beslutsfattande.</w:t>
+        <w:t>Bokvårtlav (NT)</w:t>
+      </w:r>
+      <w:r>
+        <w:t xml:space="preserve"> växer på barken av gamla bokar samt avenbok och är en bra signalart för skogsbestånd med höga naturvärden. Gamla bokskogar där laven förekommer i särskilt rikliga bestånd bör bevaras. Bokvårtlav är typisk art för </w:t>
+      </w:r>
+      <w:r>
+        <w:rPr>
+          <w:i/>
+        </w:rPr>
+        <w:t>9110 Näringsfattig bokskog, 9130 Näringsrik bokskog</w:t>
+      </w:r>
+      <w:r>
+        <w:t xml:space="preserve"> och </w:t>
+      </w:r>
+      <w:r>
+        <w:rPr>
+          <w:i/>
+        </w:rPr>
+        <w:t>9160 Näringsrik ekskog</w:t>
+      </w:r>
+      <w:r>
+        <w:t xml:space="preserve"> (SLU Artdatabanken, 2024; Nitare &amp; Skogsstyrelsen, 2019).</w:t>
+      </w:r>
+    </w:p>
+    <w:p>
+      <w:r>
+        <w:rPr>
+          <w:b/>
+        </w:rPr>
+        <w:t>Fällmossa</w:t>
+      </w:r>
+      <w:r>
+        <w:t xml:space="preserve"> indikerar i stort sett alltid områden med höga naturvärden, skog med lång kontinuitet, gamla träd, hög luftfuktighet och stabila förhållanden. Sporkapslar finnar man enbart på extra skyddsvärda lokaler. Fällmossa är typisk art för </w:t>
+      </w:r>
+      <w:r>
+        <w:rPr>
+          <w:i/>
+        </w:rPr>
+        <w:t xml:space="preserve">9020 Nordlig ädellövskog, 9110 Näringsfattig bokskog, 9130 Näringsrik bokskog, 9160 Näringsrik ekskog, 9180 Ädellövskog i branter </w:t>
+      </w:r>
+      <w:r>
+        <w:t>och</w:t>
+      </w:r>
+      <w:r>
+        <w:rPr>
+          <w:i/>
+        </w:rPr>
+        <w:t xml:space="preserve"> 9190 Näringsfattig ekskog</w:t>
+      </w:r>
+      <w:r>
+        <w:t xml:space="preserve"> (SLU Artdatabanken, 2024; Nitare &amp; Skogsstyrelsen, 2019).</w:t>
+      </w:r>
+    </w:p>
+    <w:p>
+      <w:r>
+        <w:rPr>
+          <w:b/>
+        </w:rPr>
+        <w:t>Guldlockmossa</w:t>
+      </w:r>
+      <w:r>
+        <w:t xml:space="preserve"> växer på solexponerade, basiska klippor och block samt på skrovlig bark vid basen av ädellövträd med rik bark, ofta på gamla ekar, bokar och andra ädellövträd som står öppet i bryn. Särskilt högt signalvärde har den i norra Sverige där den sällsynt kan påträffas i sydväxtberg på klippor med basiska bergarter. Guldlockmossa är typisk art för </w:t>
+      </w:r>
+      <w:r>
+        <w:rPr>
+          <w:i/>
+        </w:rPr>
+        <w:t xml:space="preserve">9110 Näringsfattig bokskog, 9160 Näringsrik ekskog, 9180 Ädellövskog i branter </w:t>
+      </w:r>
+      <w:r>
+        <w:t xml:space="preserve">och </w:t>
+      </w:r>
+      <w:r>
+        <w:rPr>
+          <w:i/>
+        </w:rPr>
+        <w:t xml:space="preserve">9190 Näringsfattig ekskog </w:t>
+      </w:r>
+      <w:r>
+        <w:t>(Nitare &amp; Skogsstyrelsen, 2019; SLU Artdatabanken, 2025).</w:t>
+      </w:r>
+    </w:p>
+    <w:p>
+      <w:r>
+        <w:rPr>
+          <w:b/>
+        </w:rPr>
+        <w:t>Havstulpanlav</w:t>
+      </w:r>
+      <w:r>
+        <w:t xml:space="preserve"> är en mycket bra signalart som överallt indikerar skogsbestånd med höga naturvärden. Den växer främst på barken av lövträd i gamla, skuggiga och fuktiga skogsmiljöer, men förekommer relativt ofta även på äldre gran i sumpskog. Havstulpanlav är typisk art för </w:t>
+      </w:r>
+      <w:r>
+        <w:rPr>
+          <w:i/>
+        </w:rPr>
+        <w:t xml:space="preserve">9020 Nordlig ädellövskog, 9070 Trädklädd betesmark, 9110 Näringsfattig bokskog, 9130 Näringsrik bokskog, 9160 Näringsrik ekskog, 9180 Ädellövskog i branter </w:t>
+      </w:r>
+      <w:r>
+        <w:t>och</w:t>
+      </w:r>
+      <w:r>
+        <w:rPr>
+          <w:i/>
+        </w:rPr>
+        <w:t xml:space="preserve"> 9190 Näringsfattig ekskog </w:t>
+      </w:r>
+      <w:r>
+        <w:t>(Nitare &amp; Skogsstyrelsen, 2019; SLU Artdatabanken, 2025).</w:t>
+      </w:r>
+    </w:p>
+    <w:p>
+      <w:r>
+        <w:rPr>
+          <w:b/>
+        </w:rPr>
+        <w:t>Klippfrullania</w:t>
+      </w:r>
+      <w:r>
+        <w:t xml:space="preserve"> är i centrala, östra och norra Sverige en bra signalart. Den påträffas där i skyddsvärda skogsmiljöer med lång kontinuitet av gamla träd i halvöppen terräng, samt trädklädda bergbranter med ett mikroklimat som har konstant hög och jämn luftfuktighet året om. Klippfrullania är typisk art för </w:t>
+      </w:r>
+      <w:r>
+        <w:rPr>
+          <w:i/>
+        </w:rPr>
+        <w:t xml:space="preserve">9020 Nordlig ädellövskog, 9110 Näringsfattig bokskog, 9130 Näringsrik bokskog, 9160 Näringsrik ekskog, 9180 Ädellövskog i branter </w:t>
+      </w:r>
+      <w:r>
+        <w:t xml:space="preserve">och </w:t>
+      </w:r>
+      <w:r>
+        <w:rPr>
+          <w:i/>
+        </w:rPr>
+        <w:t xml:space="preserve">9190 Näringsfattig ekskog </w:t>
+      </w:r>
+      <w:r>
+        <w:t>(Nitare &amp; Skogsstyrelsen, 2019; SLU Artdatabanken, 2025).</w:t>
+      </w:r>
+    </w:p>
+    <w:p>
+      <w:r>
+        <w:rPr>
+          <w:b/>
+        </w:rPr>
+        <w:t xml:space="preserve">Platt fjädermossa </w:t>
+      </w:r>
+      <w:r>
+        <w:t>växer på såväl trädstammar (särskilt bok och andra ädla lövträd) som klippor (helst basiska bergarter). Norrut förekommer den endast på basiska klippor. Rika förekomster och fynd med sporkapslar indikerar höga naturvärden och en artrik mossbiotop.</w:t>
+      </w:r>
+      <w:r>
+        <w:rPr>
+          <w:b/>
+        </w:rPr>
+        <w:t xml:space="preserve"> </w:t>
+      </w:r>
+      <w:r>
+        <w:t xml:space="preserve">Platt fjädermossa är typisk art för </w:t>
+      </w:r>
+      <w:r>
+        <w:rPr>
+          <w:i/>
+        </w:rPr>
+        <w:t>9010 Taiga,</w:t>
+      </w:r>
+      <w:r>
+        <w:t xml:space="preserve"> </w:t>
+      </w:r>
+      <w:r>
+        <w:rPr>
+          <w:i/>
+        </w:rPr>
+        <w:t>9020 Nordlig ädellövskog, 9110 Näringsfattig bokskog, 9130 Näringsrik bokskog, 9160 Näringsrik ekskog, 9180 Ädellövskog i branter</w:t>
+      </w:r>
+      <w:r>
+        <w:t xml:space="preserve"> och</w:t>
+      </w:r>
+      <w:r>
+        <w:rPr>
+          <w:i/>
+        </w:rPr>
+        <w:t xml:space="preserve"> 9190 Näringsfattig ekskog </w:t>
+      </w:r>
+      <w:r>
+        <w:t>(Nitare &amp; Skogsstyrelsen, 2019; SLU Artdatabanken, 2025).</w:t>
+      </w:r>
+    </w:p>
+    <w:p>
+      <w:r>
+        <w:rPr>
+          <w:b/>
+        </w:rPr>
+        <w:t xml:space="preserve">Trädporella </w:t>
+      </w:r>
+      <w:r>
+        <w:t xml:space="preserve">är i stora delar av landet en utmärkt signal på skog med höga naturvärden och ofta påträffas många ovanliga och rödlistade arter på dess lokaler. Den växer huvudsakligen på grova ädellövträd i skuggiga och fuktiga miljöer, främst i slutna ädellövskogar och bergbranter med inslag av kalk- eller grönsten. Trädporella är typisk art för </w:t>
+      </w:r>
+      <w:r>
+        <w:rPr>
+          <w:i/>
+        </w:rPr>
+        <w:t xml:space="preserve">9020 Nordlig ädellövskog, 9110 Näringsfattig bokskog, 9130 Näringsrik bokskog, 9160 Näringsrik ekskog, 9180 Ädellövskog i branter </w:t>
+      </w:r>
+      <w:r>
+        <w:t xml:space="preserve">och </w:t>
+      </w:r>
+      <w:r>
+        <w:rPr>
+          <w:i/>
+        </w:rPr>
+        <w:t xml:space="preserve">9190 Näringsfattig ekskog </w:t>
+      </w:r>
+      <w:r>
+        <w:t>(Nitare &amp; Skogsstyrelsen, 2019; SLU Artdatabanken, 2025).</w:t>
       </w:r>
     </w:p>
     <w:p>
@@ -304,240 +495,6 @@
       </w:r>
       <w:r>
         <w:t>. Den behöver grova träd, främst tall, asp och bok som boträd. Skogsbruk med korta omloppstider och täta, homogena ungskogar utgör det största hotet. Spillkråka är en nyckelart i skogliga miljöer vars övergivna bohål utnyttjas av flera andra hålhäckande fågelarter och fladdermöss, däribland pärluggla (EN, §4), knipa (§4), salskrake (§4) och skogsduva (§4). Hökuggla (VU, §4) och slaguggla (§4) häckar ofta i högstubbar som brutits av i höjd med ett gammalt spillkråkebo (SLU Artdatabanken, 2026; Skogsstyrelsen, 2016).</w:t>
-      </w:r>
-    </w:p>
-    <w:p>
-      <w:r>
-        <w:t>I BILAGA 1 finns mer detaljerad information om ekologi samt krav på livsmiljö hos fridlysta arter.</w:t>
-      </w:r>
-    </w:p>
-    <w:p>
-      <w:pPr>
-        <w:pStyle w:val="Heading2"/>
-      </w:pPr>
-      <w:r>
-        <w:t>Övriga naturvårdsarter</w:t>
-      </w:r>
-    </w:p>
-    <w:p>
-      <w:r>
-        <w:rPr>
-          <w:b/>
-        </w:rPr>
-        <w:t>Bokvårtlav (NT)</w:t>
-      </w:r>
-      <w:r>
-        <w:t xml:space="preserve"> växer på barken av gamla bokar samt avenbok och är en bra signalart för skogsbestånd med höga naturvärden. Gamla bokskogar där laven förekommer i särskilt rikliga bestånd bör bevaras. Bokvårtlav är typisk art för </w:t>
-      </w:r>
-      <w:r>
-        <w:rPr>
-          <w:i/>
-        </w:rPr>
-        <w:t>9110 Näringsfattig bokskog, 9130 Näringsrik bokskog</w:t>
-      </w:r>
-      <w:r>
-        <w:t xml:space="preserve"> och </w:t>
-      </w:r>
-      <w:r>
-        <w:rPr>
-          <w:i/>
-        </w:rPr>
-        <w:t>9160 Näringsrik ekskog</w:t>
-      </w:r>
-      <w:r>
-        <w:t xml:space="preserve"> (SLU Artdatabanken, 2024; Nitare &amp; Skogsstyrelsen, 2019).</w:t>
-      </w:r>
-    </w:p>
-    <w:p>
-      <w:r>
-        <w:rPr>
-          <w:b/>
-        </w:rPr>
-        <w:t>Fällmossa</w:t>
-      </w:r>
-      <w:r>
-        <w:t xml:space="preserve"> indikerar i stort sett alltid områden med höga naturvärden, skog med lång kontinuitet, gamla träd, hög luftfuktighet och stabila förhållanden. Sporkapslar finnar man enbart på extra skyddsvärda lokaler. Fällmossa är typisk art för </w:t>
-      </w:r>
-      <w:r>
-        <w:rPr>
-          <w:i/>
-        </w:rPr>
-        <w:t xml:space="preserve">9020 Nordlig ädellövskog, 9110 Näringsfattig bokskog, 9130 Näringsrik bokskog, 9160 Näringsrik ekskog, 9180 Ädellövskog i branter </w:t>
-      </w:r>
-      <w:r>
-        <w:t>och</w:t>
-      </w:r>
-      <w:r>
-        <w:rPr>
-          <w:i/>
-        </w:rPr>
-        <w:t xml:space="preserve"> 9190 Näringsfattig ekskog</w:t>
-      </w:r>
-      <w:r>
-        <w:t xml:space="preserve"> (SLU Artdatabanken, 2024; Nitare &amp; Skogsstyrelsen, 2019).</w:t>
-      </w:r>
-    </w:p>
-    <w:p>
-      <w:r>
-        <w:rPr>
-          <w:b/>
-        </w:rPr>
-        <w:t>Guldlockmossa</w:t>
-      </w:r>
-      <w:r>
-        <w:t xml:space="preserve"> växer på solexponerade, basiska klippor och block samt på skrovlig bark vid basen av ädellövträd med rik bark, ofta på gamla ekar, bokar och andra ädellövträd som står öppet i bryn. Särskilt högt signalvärde har den i norra Sverige där den sällsynt kan påträffas i sydväxtberg på klippor med basiska bergarter. Guldlockmossa är typisk art för </w:t>
-      </w:r>
-      <w:r>
-        <w:rPr>
-          <w:i/>
-        </w:rPr>
-        <w:t xml:space="preserve">9110 Näringsfattig bokskog, 9160 Näringsrik ekskog, 9180 Ädellövskog i branter </w:t>
-      </w:r>
-      <w:r>
-        <w:t xml:space="preserve">och </w:t>
-      </w:r>
-      <w:r>
-        <w:rPr>
-          <w:i/>
-        </w:rPr>
-        <w:t xml:space="preserve">9190 Näringsfattig ekskog </w:t>
-      </w:r>
-      <w:r>
-        <w:t>(Nitare &amp; Skogsstyrelsen, 2019; SLU Artdatabanken, 2025).</w:t>
-      </w:r>
-    </w:p>
-    <w:p>
-      <w:r>
-        <w:rPr>
-          <w:b/>
-        </w:rPr>
-        <w:t>Havstulpanlav</w:t>
-      </w:r>
-      <w:r>
-        <w:t xml:space="preserve"> är en mycket bra signalart som överallt indikerar skogsbestånd med höga naturvärden. Den växer främst på barken av lövträd i gamla, skuggiga och fuktiga skogsmiljöer, men förekommer relativt ofta även på äldre gran i sumpskog. Havstulpanlav är typisk art för </w:t>
-      </w:r>
-      <w:r>
-        <w:rPr>
-          <w:i/>
-        </w:rPr>
-        <w:t xml:space="preserve">9020 Nordlig ädellövskog, 9070 Trädklädd betesmark, 9110 Näringsfattig bokskog, 9130 Näringsrik bokskog, 9160 Näringsrik ekskog, 9180 Ädellövskog i branter </w:t>
-      </w:r>
-      <w:r>
-        <w:t>och</w:t>
-      </w:r>
-      <w:r>
-        <w:rPr>
-          <w:i/>
-        </w:rPr>
-        <w:t xml:space="preserve"> 9190 Näringsfattig ekskog </w:t>
-      </w:r>
-      <w:r>
-        <w:t>(Nitare &amp; Skogsstyrelsen, 2019; SLU Artdatabanken, 2025).</w:t>
-      </w:r>
-    </w:p>
-    <w:p>
-      <w:r>
-        <w:rPr>
-          <w:b/>
-        </w:rPr>
-        <w:t>Klippfrullania</w:t>
-      </w:r>
-      <w:r>
-        <w:t xml:space="preserve"> är i centrala, östra och norra Sverige en bra signalart. Den påträffas där i skyddsvärda skogsmiljöer med lång kontinuitet av gamla träd i halvöppen terräng, samt trädklädda bergbranter med ett mikroklimat som har konstant hög och jämn luftfuktighet året om. Klippfrullania är typisk art för </w:t>
-      </w:r>
-      <w:r>
-        <w:rPr>
-          <w:i/>
-        </w:rPr>
-        <w:t xml:space="preserve">9020 Nordlig ädellövskog, 9110 Näringsfattig bokskog, 9130 Näringsrik bokskog, 9160 Näringsrik ekskog, 9180 Ädellövskog i branter </w:t>
-      </w:r>
-      <w:r>
-        <w:t xml:space="preserve">och </w:t>
-      </w:r>
-      <w:r>
-        <w:rPr>
-          <w:i/>
-        </w:rPr>
-        <w:t xml:space="preserve">9190 Näringsfattig ekskog </w:t>
-      </w:r>
-      <w:r>
-        <w:t>(Nitare &amp; Skogsstyrelsen, 2019; SLU Artdatabanken, 2025).</w:t>
-      </w:r>
-    </w:p>
-    <w:p>
-      <w:r>
-        <w:rPr>
-          <w:b/>
-        </w:rPr>
-        <w:t xml:space="preserve">Platt fjädermossa </w:t>
-      </w:r>
-      <w:r>
-        <w:t>växer på såväl trädstammar (särskilt bok och andra ädla lövträd) som klippor (helst basiska bergarter). Norrut förekommer den endast på basiska klippor. Rika förekomster och fynd med sporkapslar indikerar höga naturvärden och en artrik mossbiotop.</w:t>
-      </w:r>
-      <w:r>
-        <w:rPr>
-          <w:b/>
-        </w:rPr>
-        <w:t xml:space="preserve"> </w:t>
-      </w:r>
-      <w:r>
-        <w:t xml:space="preserve">Platt fjädermossa är typisk art för </w:t>
-      </w:r>
-      <w:r>
-        <w:rPr>
-          <w:i/>
-        </w:rPr>
-        <w:t>9010 Taiga,</w:t>
-      </w:r>
-      <w:r>
-        <w:t xml:space="preserve"> </w:t>
-      </w:r>
-      <w:r>
-        <w:rPr>
-          <w:i/>
-        </w:rPr>
-        <w:t>9020 Nordlig ädellövskog, 9110 Näringsfattig bokskog, 9130 Näringsrik bokskog, 9160 Näringsrik ekskog, 9180 Ädellövskog i branter</w:t>
-      </w:r>
-      <w:r>
-        <w:t xml:space="preserve"> och</w:t>
-      </w:r>
-      <w:r>
-        <w:rPr>
-          <w:i/>
-        </w:rPr>
-        <w:t xml:space="preserve"> 9190 Näringsfattig ekskog </w:t>
-      </w:r>
-      <w:r>
-        <w:t>(Nitare &amp; Skogsstyrelsen, 2019; SLU Artdatabanken, 2025).</w:t>
-      </w:r>
-    </w:p>
-    <w:p>
-      <w:r>
-        <w:rPr>
-          <w:b/>
-        </w:rPr>
-        <w:t xml:space="preserve">Trädporella </w:t>
-      </w:r>
-      <w:r>
-        <w:t xml:space="preserve">är i stora delar av landet en utmärkt signal på skog med höga naturvärden och ofta påträffas många ovanliga och rödlistade arter på dess lokaler. Den växer huvudsakligen på grova ädellövträd i skuggiga och fuktiga miljöer, främst i slutna ädellövskogar och bergbranter med inslag av kalk- eller grönsten. Trädporella är typisk art för </w:t>
-      </w:r>
-      <w:r>
-        <w:rPr>
-          <w:i/>
-        </w:rPr>
-        <w:t xml:space="preserve">9020 Nordlig ädellövskog, 9110 Näringsfattig bokskog, 9130 Näringsrik bokskog, 9160 Näringsrik ekskog, 9180 Ädellövskog i branter </w:t>
-      </w:r>
-      <w:r>
-        <w:t xml:space="preserve">och </w:t>
-      </w:r>
-      <w:r>
-        <w:rPr>
-          <w:i/>
-        </w:rPr>
-        <w:t xml:space="preserve">9190 Näringsfattig ekskog </w:t>
-      </w:r>
-      <w:r>
-        <w:t>(Nitare &amp; Skogsstyrelsen, 2019; SLU Artdatabanken, 2025).</w:t>
       </w:r>
     </w:p>
     <w:p>
@@ -1046,7 +1003,7 @@
     <w:r>
       <w:tab/>
       <w:tab/>
-      <w:t>2026-06-20</w:t>
+      <w:t>2026-06-21</w:t>
       <w:br/>
       <w:br/>
     </w:r>

--- a/klagomål/A 61675-2023 FSC-klagomål.docx
+++ b/klagomål/A 61675-2023 FSC-klagomål.docx
@@ -1003,7 +1003,7 @@
     <w:r>
       <w:tab/>
       <w:tab/>
-      <w:t>2026-06-21</w:t>
+      <w:t>2026-06-22</w:t>
       <w:br/>
       <w:br/>
     </w:r>

--- a/klagomål/A 61675-2023 FSC-klagomål.docx
+++ b/klagomål/A 61675-2023 FSC-klagomål.docx
@@ -1003,7 +1003,7 @@
     <w:r>
       <w:tab/>
       <w:tab/>
-      <w:t>2026-06-22</w:t>
+      <w:t>2026-06-23</w:t>
       <w:br/>
       <w:br/>
     </w:r>

--- a/klagomål/A 61675-2023 FSC-klagomål.docx
+++ b/klagomål/A 61675-2023 FSC-klagomål.docx
@@ -1003,7 +1003,7 @@
     <w:r>
       <w:tab/>
       <w:tab/>
-      <w:t>2026-06-23</w:t>
+      <w:t>2026-06-24</w:t>
       <w:br/>
       <w:br/>
     </w:r>

--- a/klagomål/A 61675-2023 FSC-klagomål.docx
+++ b/klagomål/A 61675-2023 FSC-klagomål.docx
@@ -1003,7 +1003,7 @@
     <w:r>
       <w:tab/>
       <w:tab/>
-      <w:t>2026-06-24</w:t>
+      <w:t>2026-06-25</w:t>
       <w:br/>
       <w:br/>
     </w:r>

--- a/klagomål/A 61675-2023 FSC-klagomål.docx
+++ b/klagomål/A 61675-2023 FSC-klagomål.docx
@@ -1003,7 +1003,7 @@
     <w:r>
       <w:tab/>
       <w:tab/>
-      <w:t>2026-06-25</w:t>
+      <w:t>2026-06-26</w:t>
       <w:br/>
       <w:br/>
     </w:r>

--- a/klagomål/A 61675-2023 FSC-klagomål.docx
+++ b/klagomål/A 61675-2023 FSC-klagomål.docx
@@ -1003,7 +1003,7 @@
     <w:r>
       <w:tab/>
       <w:tab/>
-      <w:t>2026-06-26</w:t>
+      <w:t>2026-06-27</w:t>
       <w:br/>
       <w:br/>
     </w:r>

--- a/klagomål/A 61675-2023 FSC-klagomål.docx
+++ b/klagomål/A 61675-2023 FSC-klagomål.docx
@@ -1003,7 +1003,7 @@
     <w:r>
       <w:tab/>
       <w:tab/>
-      <w:t>2026-06-27</w:t>
+      <w:t>2026-06-28</w:t>
       <w:br/>
       <w:br/>
     </w:r>

--- a/klagomål/A 61675-2023 FSC-klagomål.docx
+++ b/klagomål/A 61675-2023 FSC-klagomål.docx
@@ -1003,7 +1003,7 @@
     <w:r>
       <w:tab/>
       <w:tab/>
-      <w:t>2026-06-28</w:t>
+      <w:t>2026-06-29</w:t>
       <w:br/>
       <w:br/>
     </w:r>

--- a/klagomål/A 61675-2023 FSC-klagomål.docx
+++ b/klagomål/A 61675-2023 FSC-klagomål.docx
@@ -1003,7 +1003,7 @@
     <w:r>
       <w:tab/>
       <w:tab/>
-      <w:t>2026-06-29</w:t>
+      <w:t>2026-06-30</w:t>
       <w:br/>
       <w:br/>
     </w:r>

--- a/klagomål/A 61675-2023 FSC-klagomål.docx
+++ b/klagomål/A 61675-2023 FSC-klagomål.docx
@@ -1003,7 +1003,7 @@
     <w:r>
       <w:tab/>
       <w:tab/>
-      <w:t>2026-06-30</w:t>
+      <w:t>2026-07-01</w:t>
       <w:br/>
       <w:br/>
     </w:r>

--- a/klagomål/A 61675-2023 FSC-klagomål.docx
+++ b/klagomål/A 61675-2023 FSC-klagomål.docx
@@ -1003,7 +1003,7 @@
     <w:r>
       <w:tab/>
       <w:tab/>
-      <w:t>2026-07-01</w:t>
+      <w:t>2026-07-02</w:t>
       <w:br/>
       <w:br/>
     </w:r>

--- a/klagomål/A 61675-2023 FSC-klagomål.docx
+++ b/klagomål/A 61675-2023 FSC-klagomål.docx
@@ -1003,7 +1003,7 @@
     <w:r>
       <w:tab/>
       <w:tab/>
-      <w:t>2026-07-13</w:t>
+      <w:t>2026-07-14</w:t>
       <w:br/>
       <w:br/>
     </w:r>

--- a/klagomål/A 61675-2023 FSC-klagomål.docx
+++ b/klagomål/A 61675-2023 FSC-klagomål.docx
@@ -1003,7 +1003,7 @@
     <w:r>
       <w:tab/>
       <w:tab/>
-      <w:t>2026-07-14</w:t>
+      <w:t>2026-07-15</w:t>
       <w:br/>
       <w:br/>
     </w:r>

--- a/klagomål/A 61675-2023 FSC-klagomål.docx
+++ b/klagomål/A 61675-2023 FSC-klagomål.docx
@@ -1003,7 +1003,7 @@
     <w:r>
       <w:tab/>
       <w:tab/>
-      <w:t>2026-07-15</w:t>
+      <w:t>2026-07-16</w:t>
       <w:br/>
       <w:br/>
     </w:r>

--- a/klagomål/A 61675-2023 FSC-klagomål.docx
+++ b/klagomål/A 61675-2023 FSC-klagomål.docx
@@ -1003,7 +1003,7 @@
     <w:r>
       <w:tab/>
       <w:tab/>
-      <w:t>2026-07-16</w:t>
+      <w:t>2026-07-17</w:t>
       <w:br/>
       <w:br/>
     </w:r>

--- a/klagomål/A 61675-2023 FSC-klagomål.docx
+++ b/klagomål/A 61675-2023 FSC-klagomål.docx
@@ -1003,7 +1003,7 @@
     <w:r>
       <w:tab/>
       <w:tab/>
-      <w:t>2026-07-17</w:t>
+      <w:t>2026-07-18</w:t>
       <w:br/>
       <w:br/>
     </w:r>

--- a/klagomål/A 61675-2023 FSC-klagomål.docx
+++ b/klagomål/A 61675-2023 FSC-klagomål.docx
@@ -1003,7 +1003,7 @@
     <w:r>
       <w:tab/>
       <w:tab/>
-      <w:t>2026-07-18</w:t>
+      <w:t>2026-07-19</w:t>
       <w:br/>
       <w:br/>
     </w:r>

--- a/klagomål/A 61675-2023 FSC-klagomål.docx
+++ b/klagomål/A 61675-2023 FSC-klagomål.docx
@@ -1003,7 +1003,7 @@
     <w:r>
       <w:tab/>
       <w:tab/>
-      <w:t>2026-07-19</w:t>
+      <w:t>2026-07-20</w:t>
       <w:br/>
       <w:br/>
     </w:r>

--- a/klagomål/A 61675-2023 FSC-klagomål.docx
+++ b/klagomål/A 61675-2023 FSC-klagomål.docx
@@ -1003,7 +1003,7 @@
     <w:r>
       <w:tab/>
       <w:tab/>
-      <w:t>2026-07-20</w:t>
+      <w:t>2026-07-21</w:t>
       <w:br/>
       <w:br/>
     </w:r>

--- a/klagomål/A 61675-2023 FSC-klagomål.docx
+++ b/klagomål/A 61675-2023 FSC-klagomål.docx
@@ -1003,7 +1003,7 @@
     <w:r>
       <w:tab/>
       <w:tab/>
-      <w:t>2026-07-21</w:t>
+      <w:t>2026-07-22</w:t>
       <w:br/>
       <w:br/>
     </w:r>

--- a/klagomål/A 61675-2023 FSC-klagomål.docx
+++ b/klagomål/A 61675-2023 FSC-klagomål.docx
@@ -1003,7 +1003,7 @@
     <w:r>
       <w:tab/>
       <w:tab/>
-      <w:t>2026-07-22</w:t>
+      <w:t>2026-07-23</w:t>
       <w:br/>
       <w:br/>
     </w:r>

--- a/klagomål/A 61675-2023 FSC-klagomål.docx
+++ b/klagomål/A 61675-2023 FSC-klagomål.docx
@@ -1003,7 +1003,7 @@
     <w:r>
       <w:tab/>
       <w:tab/>
-      <w:t>2026-07-23</w:t>
+      <w:t>2026-07-24</w:t>
       <w:br/>
       <w:br/>
     </w:r>

--- a/klagomål/A 61675-2023 FSC-klagomål.docx
+++ b/klagomål/A 61675-2023 FSC-klagomål.docx
@@ -1003,7 +1003,7 @@
     <w:r>
       <w:tab/>
       <w:tab/>
-      <w:t>2026-07-24</w:t>
+      <w:t>2026-07-25</w:t>
       <w:br/>
       <w:br/>
     </w:r>

--- a/klagomål/A 61675-2023 FSC-klagomål.docx
+++ b/klagomål/A 61675-2023 FSC-klagomål.docx
@@ -1003,7 +1003,7 @@
     <w:r>
       <w:tab/>
       <w:tab/>
-      <w:t>2026-07-25</w:t>
+      <w:t>2026-07-26</w:t>
       <w:br/>
       <w:br/>
     </w:r>

--- a/klagomål/A 61675-2023 FSC-klagomål.docx
+++ b/klagomål/A 61675-2023 FSC-klagomål.docx
@@ -1003,7 +1003,7 @@
     <w:r>
       <w:tab/>
       <w:tab/>
-      <w:t>2026-07-26</w:t>
+      <w:t>2026-07-27</w:t>
       <w:br/>
       <w:br/>
     </w:r>

--- a/klagomål/A 61675-2023 FSC-klagomål.docx
+++ b/klagomål/A 61675-2023 FSC-klagomål.docx
@@ -1003,7 +1003,7 @@
     <w:r>
       <w:tab/>
       <w:tab/>
-      <w:t>2026-07-27</w:t>
+      <w:t>2026-07-28</w:t>
       <w:br/>
       <w:br/>
     </w:r>

--- a/klagomål/A 61675-2023 FSC-klagomål.docx
+++ b/klagomål/A 61675-2023 FSC-klagomål.docx
@@ -1003,7 +1003,7 @@
     <w:r>
       <w:tab/>
       <w:tab/>
-      <w:t>2026-07-28</w:t>
+      <w:t>2026-07-29</w:t>
       <w:br/>
       <w:br/>
     </w:r>

--- a/klagomål/A 61675-2023 FSC-klagomål.docx
+++ b/klagomål/A 61675-2023 FSC-klagomål.docx
@@ -1003,7 +1003,7 @@
     <w:r>
       <w:tab/>
       <w:tab/>
-      <w:t>2026-07-29</w:t>
+      <w:t>2026-07-30</w:t>
       <w:br/>
       <w:br/>
     </w:r>

--- a/klagomål/A 61675-2023 FSC-klagomål.docx
+++ b/klagomål/A 61675-2023 FSC-klagomål.docx
@@ -1003,7 +1003,7 @@
     <w:r>
       <w:tab/>
       <w:tab/>
-      <w:t>2026-07-30</w:t>
+      <w:t>2026-07-31</w:t>
       <w:br/>
       <w:br/>
     </w:r>

--- a/klagomål/A 61675-2023 FSC-klagomål.docx
+++ b/klagomål/A 61675-2023 FSC-klagomål.docx
@@ -1003,7 +1003,7 @@
     <w:r>
       <w:tab/>
       <w:tab/>
-      <w:t>2026-07-31</w:t>
+      <w:t>2026-08-01</w:t>
       <w:br/>
       <w:br/>
     </w:r>

--- a/klagomål/A 61675-2023 FSC-klagomål.docx
+++ b/klagomål/A 61675-2023 FSC-klagomål.docx
@@ -1003,7 +1003,7 @@
     <w:r>
       <w:tab/>
       <w:tab/>
-      <w:t>2026-08-01</w:t>
+      <w:t>2026-08-02</w:t>
       <w:br/>
       <w:br/>
     </w:r>

--- a/klagomål/A 61675-2023 FSC-klagomål.docx
+++ b/klagomål/A 61675-2023 FSC-klagomål.docx
@@ -1003,7 +1003,7 @@
     <w:r>
       <w:tab/>
       <w:tab/>
-      <w:t>2026-08-02</w:t>
+      <w:t>2026-08-03</w:t>
       <w:br/>
       <w:br/>
     </w:r>

--- a/klagomål/A 61675-2023 FSC-klagomål.docx
+++ b/klagomål/A 61675-2023 FSC-klagomål.docx
@@ -1003,7 +1003,7 @@
     <w:r>
       <w:tab/>
       <w:tab/>
-      <w:t>2026-08-03</w:t>
+      <w:t>2026-08-05</w:t>
       <w:br/>
       <w:br/>
     </w:r>

--- a/klagomål/A 61675-2023 FSC-klagomål.docx
+++ b/klagomål/A 61675-2023 FSC-klagomål.docx
@@ -1003,7 +1003,7 @@
     <w:r>
       <w:tab/>
       <w:tab/>
-      <w:t>2026-08-05</w:t>
+      <w:t>2026-08-07</w:t>
       <w:br/>
       <w:br/>
     </w:r>

--- a/klagomål/A 61675-2023 FSC-klagomål.docx
+++ b/klagomål/A 61675-2023 FSC-klagomål.docx
@@ -1003,7 +1003,7 @@
     <w:r>
       <w:tab/>
       <w:tab/>
-      <w:t>2026-08-07</w:t>
+      <w:t>2026-08-08</w:t>
       <w:br/>
       <w:br/>
     </w:r>

--- a/klagomål/A 61675-2023 FSC-klagomål.docx
+++ b/klagomål/A 61675-2023 FSC-klagomål.docx
@@ -216,7 +216,7 @@
         <w:spacing w:after="240"/>
       </w:pPr>
       <w:r>
-        <w:t>Figur 1. Fyndplatser för naturvårdsarter i och inom 25 meter från avverkningsanmälan. Markörer utan svart kant är placerade på fyndplatsen. Markörer med svart kant är placerade vid sidan av fyndplatsen har ett svart streck som visar fyndplatsens exakta position. Kartans mittpunktskoordinat är N 6314105, E 373478 i SWEREF 99 TM.</w:t>
+        <w:t>Figur 1. Fyndplatser för naturvårdsarter i och inom 25 meter från avverkningsanmälan. Markörer utan svart kant är placerade på fyndplatsen. Markörer med svart kant är placerade vid sidan av fyndplatsen och har ett svart streck som visar fyndplatsens exakta position. Kartans mittpunktskoordinat är N 6314105, E 373478 i SWEREF 99 TM.</w:t>
       </w:r>
     </w:p>
     <w:p>
@@ -1003,7 +1003,7 @@
     <w:r>
       <w:tab/>
       <w:tab/>
-      <w:t>2026-08-14</w:t>
+      <w:t>2026-08-15</w:t>
       <w:br/>
       <w:br/>
     </w:r>

--- a/klagomål/A 61675-2023 FSC-klagomål.docx
+++ b/klagomål/A 61675-2023 FSC-klagomål.docx
@@ -1003,7 +1003,7 @@
     <w:r>
       <w:tab/>
       <w:tab/>
-      <w:t>2026-08-15</w:t>
+      <w:t>2026-08-16</w:t>
       <w:br/>
       <w:br/>
     </w:r>

--- a/klagomål/A 61675-2023 FSC-klagomål.docx
+++ b/klagomål/A 61675-2023 FSC-klagomål.docx
@@ -1003,7 +1003,7 @@
     <w:r>
       <w:tab/>
       <w:tab/>
-      <w:t>2026-08-16</w:t>
+      <w:t>2026-08-17</w:t>
       <w:br/>
       <w:br/>
     </w:r>

--- a/klagomål/A 61675-2023 FSC-klagomål.docx
+++ b/klagomål/A 61675-2023 FSC-klagomål.docx
@@ -1003,7 +1003,7 @@
     <w:r>
       <w:tab/>
       <w:tab/>
-      <w:t>2026-08-17</w:t>
+      <w:t>2026-08-18</w:t>
       <w:br/>
       <w:br/>
     </w:r>

--- a/klagomål/A 61675-2023 FSC-klagomål.docx
+++ b/klagomål/A 61675-2023 FSC-klagomål.docx
@@ -1003,7 +1003,7 @@
     <w:r>
       <w:tab/>
       <w:tab/>
-      <w:t>2026-08-18</w:t>
+      <w:t>2026-08-19</w:t>
       <w:br/>
       <w:br/>
     </w:r>

--- a/klagomål/A 61675-2023 FSC-klagomål.docx
+++ b/klagomål/A 61675-2023 FSC-klagomål.docx
@@ -1003,7 +1003,7 @@
     <w:r>
       <w:tab/>
       <w:tab/>
-      <w:t>2026-08-19</w:t>
+      <w:t>2026-08-20</w:t>
       <w:br/>
       <w:br/>
     </w:r>

--- a/klagomål/A 61675-2023 FSC-klagomål.docx
+++ b/klagomål/A 61675-2023 FSC-klagomål.docx
@@ -1003,7 +1003,7 @@
     <w:r>
       <w:tab/>
       <w:tab/>
-      <w:t>2026-08-20</w:t>
+      <w:t>2026-08-21</w:t>
       <w:br/>
       <w:br/>
     </w:r>

--- a/klagomål/A 61675-2023 FSC-klagomål.docx
+++ b/klagomål/A 61675-2023 FSC-klagomål.docx
@@ -1003,7 +1003,7 @@
     <w:r>
       <w:tab/>
       <w:tab/>
-      <w:t>2026-08-21</w:t>
+      <w:t>2026-08-22</w:t>
       <w:br/>
       <w:br/>
     </w:r>

--- a/klagomål/A 61675-2023 FSC-klagomål.docx
+++ b/klagomål/A 61675-2023 FSC-klagomål.docx
@@ -1003,7 +1003,7 @@
     <w:r>
       <w:tab/>
       <w:tab/>
-      <w:t>2026-08-22</w:t>
+      <w:t>2026-08-23</w:t>
       <w:br/>
       <w:br/>
     </w:r>

--- a/klagomål/A 61675-2023 FSC-klagomål.docx
+++ b/klagomål/A 61675-2023 FSC-klagomål.docx
@@ -1003,7 +1003,7 @@
     <w:r>
       <w:tab/>
       <w:tab/>
-      <w:t>2026-08-23</w:t>
+      <w:t>2026-08-24</w:t>
       <w:br/>
       <w:br/>
     </w:r>

--- a/klagomål/A 61675-2023 FSC-klagomål.docx
+++ b/klagomål/A 61675-2023 FSC-klagomål.docx
@@ -1003,7 +1003,7 @@
     <w:r>
       <w:tab/>
       <w:tab/>
-      <w:t>2026-08-24</w:t>
+      <w:t>2026-08-25</w:t>
       <w:br/>
       <w:br/>
     </w:r>

--- a/klagomål/A 61675-2023 FSC-klagomål.docx
+++ b/klagomål/A 61675-2023 FSC-klagomål.docx
@@ -1003,7 +1003,7 @@
     <w:r>
       <w:tab/>
       <w:tab/>
-      <w:t>2026-08-25</w:t>
+      <w:t>2026-08-26</w:t>
       <w:br/>
       <w:br/>
     </w:r>

--- a/klagomål/A 61675-2023 FSC-klagomål.docx
+++ b/klagomål/A 61675-2023 FSC-klagomål.docx
@@ -1003,7 +1003,7 @@
     <w:r>
       <w:tab/>
       <w:tab/>
-      <w:t>2026-08-26</w:t>
+      <w:t>2026-08-27</w:t>
       <w:br/>
       <w:br/>
     </w:r>

--- a/klagomål/A 61675-2023 FSC-klagomål.docx
+++ b/klagomål/A 61675-2023 FSC-klagomål.docx
@@ -1003,7 +1003,7 @@
     <w:r>
       <w:tab/>
       <w:tab/>
-      <w:t>2026-08-27</w:t>
+      <w:t>2026-08-28</w:t>
       <w:br/>
       <w:br/>
     </w:r>

--- a/klagomål/A 61675-2023 FSC-klagomål.docx
+++ b/klagomål/A 61675-2023 FSC-klagomål.docx
@@ -1003,7 +1003,7 @@
     <w:r>
       <w:tab/>
       <w:tab/>
-      <w:t>2026-08-28</w:t>
+      <w:t>2026-08-29</w:t>
       <w:br/>
       <w:br/>
     </w:r>

--- a/klagomål/A 61675-2023 FSC-klagomål.docx
+++ b/klagomål/A 61675-2023 FSC-klagomål.docx
@@ -1003,7 +1003,7 @@
     <w:r>
       <w:tab/>
       <w:tab/>
-      <w:t>2026-08-29</w:t>
+      <w:t>2026-08-31</w:t>
       <w:br/>
       <w:br/>
     </w:r>

--- a/klagomål/A 61675-2023 FSC-klagomål.docx
+++ b/klagomål/A 61675-2023 FSC-klagomål.docx
@@ -1003,7 +1003,7 @@
     <w:r>
       <w:tab/>
       <w:tab/>
-      <w:t>2026-08-31</w:t>
+      <w:t>2026-09-01</w:t>
       <w:br/>
       <w:br/>
     </w:r>

--- a/klagomål/A 61675-2023 FSC-klagomål.docx
+++ b/klagomål/A 61675-2023 FSC-klagomål.docx
@@ -1003,7 +1003,7 @@
     <w:r>
       <w:tab/>
       <w:tab/>
-      <w:t>2026-09-01</w:t>
+      <w:t>2026-09-02</w:t>
       <w:br/>
       <w:br/>
     </w:r>

--- a/klagomål/A 61675-2023 FSC-klagomål.docx
+++ b/klagomål/A 61675-2023 FSC-klagomål.docx
@@ -1003,7 +1003,7 @@
     <w:r>
       <w:tab/>
       <w:tab/>
-      <w:t>2026-09-02</w:t>
+      <w:t>2026-09-03</w:t>
       <w:br/>
       <w:br/>
     </w:r>

--- a/klagomål/A 61675-2023 FSC-klagomål.docx
+++ b/klagomål/A 61675-2023 FSC-klagomål.docx
@@ -1003,7 +1003,7 @@
     <w:r>
       <w:tab/>
       <w:tab/>
-      <w:t>2026-09-03</w:t>
+      <w:t>2026-09-04</w:t>
       <w:br/>
       <w:br/>
     </w:r>

--- a/klagomål/A 61675-2023 FSC-klagomål.docx
+++ b/klagomål/A 61675-2023 FSC-klagomål.docx
@@ -1003,7 +1003,7 @@
     <w:r>
       <w:tab/>
       <w:tab/>
-      <w:t>2026-09-04</w:t>
+      <w:t>2026-09-05</w:t>
       <w:br/>
       <w:br/>
     </w:r>
